--- a/ApêndiceC-VisãoFuncional/3.FluxosdeEvento/FalaCidade_FluxosDeEventos_ModuloAdministrarOcorrencia_v2.docx
+++ b/ApêndiceC-VisãoFuncional/3.FluxosdeEvento/FalaCidade_FluxosDeEventos_ModuloAdministrarOcorrencia_v2.docx
@@ -8,7 +8,7 @@
         <w:pStyle w:val="Normal2"/>
         <w:spacing w:after="180" w:line="288" w:lineRule="auto"/>
         <w:rPr>
-          <w:rFonts w:ascii="Times New Roman" w:eastAsia="Times New Roman" w:hAnsi="Times New Roman" w:cs="Times New Roman"/>
+          <w:rFonts w:ascii="Arial" w:eastAsia="Times New Roman" w:hAnsi="Arial" w:cs="Arial"/>
           <w:sz w:val="24"/>
           <w:szCs w:val="24"/>
         </w:rPr>
@@ -2994,7 +2994,7 @@
     <w:sectPr>
       <w:headerReference w:type="default" r:id="rId7"/>
       <w:pgSz w:w="11906" w:h="16838"/>
-      <w:pgMar w:top="1700" w:right="1133" w:bottom="1133" w:left="1700" w:header="720" w:footer="720" w:gutter="0"/>
+      <w:pgMar w:top="1701" w:right="1134" w:bottom="1134" w:left="1701" w:header="720" w:footer="720" w:gutter="0"/>
       <w:pgNumType w:start="1"/>
       <w:cols w:space="720"/>
     </w:sectPr>
@@ -3064,7 +3064,7 @@
     </w:sdtPr>
     <w:sdtEndPr>
       <w:rPr>
-        <w:rFonts w:ascii="Times New Roman" w:hAnsi="Times New Roman" w:cs="Times New Roman"/>
+        <w:rFonts w:ascii="Arial" w:hAnsi="Arial" w:cs="Arial"/>
         <w:sz w:val="20"/>
         <w:szCs w:val="20"/>
       </w:rPr>
@@ -3075,14 +3075,14 @@
           <w:pStyle w:val="Cabealho"/>
           <w:jc w:val="right"/>
           <w:rPr>
-            <w:rFonts w:ascii="Times New Roman" w:hAnsi="Times New Roman" w:cs="Times New Roman"/>
+            <w:rFonts w:ascii="Arial" w:hAnsi="Arial" w:cs="Arial"/>
             <w:sz w:val="20"/>
             <w:szCs w:val="20"/>
           </w:rPr>
         </w:pPr>
         <w:r>
           <w:rPr>
-            <w:rFonts w:ascii="Times New Roman" w:hAnsi="Times New Roman" w:cs="Times New Roman"/>
+            <w:rFonts w:ascii="Arial" w:hAnsi="Arial" w:cs="Arial"/>
             <w:sz w:val="20"/>
             <w:szCs w:val="20"/>
           </w:rPr>
@@ -3090,7 +3090,7 @@
         </w:r>
         <w:r>
           <w:rPr>
-            <w:rFonts w:ascii="Times New Roman" w:hAnsi="Times New Roman" w:cs="Times New Roman"/>
+            <w:rFonts w:ascii="Arial" w:hAnsi="Arial" w:cs="Arial"/>
             <w:sz w:val="20"/>
             <w:szCs w:val="20"/>
           </w:rPr>
@@ -3098,7 +3098,7 @@
         </w:r>
         <w:r>
           <w:rPr>
-            <w:rFonts w:ascii="Times New Roman" w:hAnsi="Times New Roman" w:cs="Times New Roman"/>
+            <w:rFonts w:ascii="Arial" w:hAnsi="Arial" w:cs="Arial"/>
             <w:sz w:val="20"/>
             <w:szCs w:val="20"/>
           </w:rPr>
@@ -3106,7 +3106,7 @@
         </w:r>
         <w:r>
           <w:rPr>
-            <w:rFonts w:ascii="Times New Roman" w:hAnsi="Times New Roman" w:cs="Times New Roman"/>
+            <w:rFonts w:ascii="Arial" w:hAnsi="Arial" w:cs="Arial"/>
             <w:noProof/>
             <w:sz w:val="20"/>
             <w:szCs w:val="20"/>
@@ -3115,7 +3115,7 @@
         </w:r>
         <w:r>
           <w:rPr>
-            <w:rFonts w:ascii="Times New Roman" w:hAnsi="Times New Roman" w:cs="Times New Roman"/>
+            <w:rFonts w:ascii="Arial" w:hAnsi="Arial" w:cs="Arial"/>
             <w:noProof/>
             <w:sz w:val="20"/>
             <w:szCs w:val="20"/>
@@ -3124,7 +3124,7 @@
         </w:r>
         <w:r>
           <w:rPr>
-            <w:rFonts w:ascii="Times New Roman" w:hAnsi="Times New Roman" w:cs="Times New Roman"/>
+            <w:rFonts w:ascii="Arial" w:hAnsi="Arial" w:cs="Arial"/>
             <w:noProof/>
             <w:sz w:val="20"/>
             <w:szCs w:val="20"/>
@@ -3133,7 +3133,7 @@
         </w:r>
         <w:r>
           <w:rPr>
-            <w:rFonts w:ascii="Times New Roman" w:hAnsi="Times New Roman" w:cs="Times New Roman"/>
+            <w:rFonts w:ascii="Arial" w:hAnsi="Arial" w:cs="Arial"/>
             <w:noProof/>
             <w:sz w:val="20"/>
             <w:szCs w:val="20"/>
@@ -3142,7 +3142,7 @@
         </w:r>
         <w:r>
           <w:rPr>
-            <w:rFonts w:ascii="Times New Roman" w:hAnsi="Times New Roman" w:cs="Times New Roman"/>
+            <w:rFonts w:ascii="Arial" w:hAnsi="Arial" w:cs="Arial"/>
             <w:noProof/>
             <w:sz w:val="20"/>
             <w:szCs w:val="20"/>
@@ -3151,7 +3151,7 @@
         </w:r>
         <w:r>
           <w:rPr>
-            <w:rFonts w:ascii="Times New Roman" w:hAnsi="Times New Roman" w:cs="Times New Roman"/>
+            <w:rFonts w:ascii="Arial" w:hAnsi="Arial" w:cs="Arial"/>
             <w:noProof/>
             <w:sz w:val="20"/>
             <w:szCs w:val="20"/>
@@ -3160,7 +3160,7 @@
         </w:r>
         <w:r>
           <w:rPr>
-            <w:rFonts w:ascii="Times New Roman" w:hAnsi="Times New Roman" w:cs="Times New Roman"/>
+            <w:rFonts w:ascii="Arial" w:hAnsi="Arial" w:cs="Arial"/>
             <w:noProof/>
             <w:sz w:val="20"/>
             <w:szCs w:val="20"/>
@@ -3169,7 +3169,7 @@
         </w:r>
         <w:r>
           <w:rPr>
-            <w:rFonts w:ascii="Times New Roman" w:hAnsi="Times New Roman" w:cs="Times New Roman"/>
+            <w:rFonts w:ascii="Arial" w:hAnsi="Arial" w:cs="Arial"/>
             <w:noProof/>
             <w:sz w:val="20"/>
             <w:szCs w:val="20"/>

--- a/ApêndiceC-VisãoFuncional/3.FluxosdeEvento/FalaCidade_FluxosDeEventos_ModuloAdministrarOcorrencia_v2.docx
+++ b/ApêndiceC-VisãoFuncional/3.FluxosdeEvento/FalaCidade_FluxosDeEventos_ModuloAdministrarOcorrencia_v2.docx
@@ -851,7 +851,7 @@
                 <w:b w:val="0"/>
                 <w:sz w:val="20"/>
               </w:rPr>
-              <w:t>1. O funcionário abre a ocorrência e seleciona a nova situação entre PENDENTE, EM_ANDAMENTO, ATENDIDA e INDEFERIDA.</w:t>
+              <w:t>1. O funcionário abre a ocorrência e seleciona a nova situação entre PENDENTE, EM_ANDAMENTO, CONCLUIDA e INDEFERIDA.</w:t>
             </w:r>
           </w:p>
         </w:tc>
@@ -1087,6 +1087,49 @@
                 <w:sz w:val="20"/>
               </w:rPr>
               <w:t>6. O sistema apresenta a ocorrência atualizada ao funcionário.</w:t>
+            </w:r>
+          </w:p>
+        </w:tc>
+      </w:tr>
+      <w:tr>
+        <w:tc>
+          <w:tcPr>
+            <w:tcW w:w="2381" w:type="dxa"/>
+            <w:tcBorders>
+              <w:top w:val="single" w:sz="4" w:space="0" w:color="000000"/>
+              <w:left w:val="single" w:sz="4" w:space="0" w:color="000000"/>
+              <w:bottom w:val="single" w:sz="4" w:space="0" w:color="000000"/>
+              <w:right w:val="single" w:sz="4" w:space="0" w:color="000000"/>
+            </w:tcBorders>
+          </w:tcPr>
+          <w:p>
+            <w:r/>
+            <w:r>
+              <w:rPr>
+                <w:b w:val="0"/>
+                <w:sz w:val="20"/>
+              </w:rPr>
+            </w:r>
+          </w:p>
+        </w:tc>
+        <w:tc>
+          <w:tcPr>
+            <w:tcW w:w="6641" w:type="dxa"/>
+            <w:tcBorders>
+              <w:top w:val="single" w:sz="4" w:space="0" w:color="000000"/>
+              <w:left w:val="single" w:sz="4" w:space="0" w:color="000000"/>
+              <w:bottom w:val="single" w:sz="4" w:space="0" w:color="000000"/>
+              <w:right w:val="single" w:sz="4" w:space="0" w:color="000000"/>
+            </w:tcBorders>
+          </w:tcPr>
+          <w:p>
+            <w:r/>
+            <w:r>
+              <w:rPr>
+                <w:b w:val="0"/>
+                <w:sz w:val="20"/>
+              </w:rPr>
+              <w:t>7. Fluxo alternativo — ocorrência finalizada: a ocorrência na situação FINALIZADA, decorrente da exclusão pelo Super Administrador (QUADRO 7), não aceita mudança de situação, e o sistema recusa a operação com HTTP 409; a situação FINALIZADA, por sua vez, não pode ser aplicada por esta operação, e a tentativa é recusada com HTTP 400.</w:t>
             </w:r>
           </w:p>
         </w:tc>
@@ -1336,7 +1379,7 @@
                 <w:b w:val="0"/>
                 <w:sz w:val="20"/>
               </w:rPr>
-              <w:t>Todas as ocorrências do grupo passam à mesma situação, com registro individual no histórico.</w:t>
+              <w:t>Todas as ocorrências do grupo, exceto as finalizadas, passam à mesma situação, com registro individual no histórico.</w:t>
             </w:r>
           </w:p>
         </w:tc>
@@ -1509,7 +1552,7 @@
                 <w:b w:val="0"/>
                 <w:sz w:val="20"/>
               </w:rPr>
-              <w:t>3. O sistema percorre as ocorrências vinculadas e aplica a nova situação a todas elas.</w:t>
+              <w:t>3. O sistema percorre as ocorrências vinculadas e aplica a nova situação a todas elas, exceto às que se encontram na situação FINALIZADA, as quais são ignoradas e permanecem inalteradas.</w:t>
             </w:r>
           </w:p>
         </w:tc>
@@ -2988,6 +3031,592 @@
           <w:sz w:val="18"/>
         </w:rPr>
         <w:t>QUADRO 6 – Fluxo de eventos do cenário “Cadastro de setor destinatário dos encaminhamentos”</w:t>
+      </w:r>
+    </w:p>
+    <w:p/>
+    <w:tbl>
+      <w:tblPr>
+        <w:tblStyle w:val="aff"/>
+        <w:tblW w:w="9022" w:type="dxa"/>
+        <w:tblInd w:w="-5" w:type="dxa"/>
+        <w:tblBorders>
+          <w:top w:val="single" w:sz="4" w:space="0" w:color="000000"/>
+          <w:left w:val="single" w:sz="4" w:space="0" w:color="000000"/>
+          <w:bottom w:val="single" w:sz="4" w:space="0" w:color="000000"/>
+          <w:right w:val="single" w:sz="4" w:space="0" w:color="000000"/>
+          <w:insideH w:val="single" w:sz="4" w:space="0" w:color="000000"/>
+          <w:insideV w:val="single" w:sz="4" w:space="0" w:color="000000"/>
+        </w:tblBorders>
+        <w:tblLayout w:type="fixed"/>
+        <w:tblLook w:val="0400" w:firstRow="0" w:lastRow="0" w:firstColumn="0" w:lastColumn="0" w:noHBand="0" w:noVBand="1"/>
+      </w:tblPr>
+      <w:tblGrid>
+        <w:gridCol w:w="2381"/>
+        <w:gridCol w:w="6641"/>
+      </w:tblGrid>
+      <w:tr>
+        <w:tc>
+          <w:tcPr>
+            <w:tcW w:w="2381" w:type="dxa"/>
+            <w:tcBorders>
+              <w:top w:val="single" w:sz="4" w:space="0" w:color="000000"/>
+              <w:left w:val="single" w:sz="4" w:space="0" w:color="000000"/>
+              <w:bottom w:val="single" w:sz="4" w:space="0" w:color="000000"/>
+              <w:right w:val="single" w:sz="4" w:space="0" w:color="000000"/>
+            </w:tcBorders>
+          </w:tcPr>
+          <w:p>
+            <w:r>
+              <w:t>Nome do caso de uso:</w:t>
+            </w:r>
+          </w:p>
+        </w:tc>
+        <w:tc>
+          <w:tcPr>
+            <w:tcW w:w="6641" w:type="dxa"/>
+            <w:tcBorders>
+              <w:top w:val="single" w:sz="4" w:space="0" w:color="000000"/>
+              <w:left w:val="single" w:sz="4" w:space="0" w:color="000000"/>
+              <w:bottom w:val="single" w:sz="4" w:space="0" w:color="000000"/>
+              <w:right w:val="single" w:sz="4" w:space="0" w:color="000000"/>
+            </w:tcBorders>
+          </w:tcPr>
+          <w:p>
+            <w:r>
+              <w:t>Excluir ocorrência</w:t>
+            </w:r>
+          </w:p>
+        </w:tc>
+      </w:tr>
+      <w:tr>
+        <w:tc>
+          <w:tcPr>
+            <w:tcW w:w="2381" w:type="dxa"/>
+            <w:tcBorders>
+              <w:top w:val="single" w:sz="4" w:space="0" w:color="000000"/>
+              <w:left w:val="single" w:sz="4" w:space="0" w:color="000000"/>
+              <w:bottom w:val="single" w:sz="4" w:space="0" w:color="000000"/>
+              <w:right w:val="single" w:sz="4" w:space="0" w:color="000000"/>
+            </w:tcBorders>
+          </w:tcPr>
+          <w:p>
+            <w:r>
+              <w:t>Nome do cenário:</w:t>
+            </w:r>
+          </w:p>
+        </w:tc>
+        <w:tc>
+          <w:tcPr>
+            <w:tcW w:w="6641" w:type="dxa"/>
+            <w:tcBorders>
+              <w:top w:val="single" w:sz="4" w:space="0" w:color="000000"/>
+              <w:left w:val="single" w:sz="4" w:space="0" w:color="000000"/>
+              <w:bottom w:val="single" w:sz="4" w:space="0" w:color="000000"/>
+              <w:right w:val="single" w:sz="4" w:space="0" w:color="000000"/>
+            </w:tcBorders>
+          </w:tcPr>
+          <w:p>
+            <w:r>
+              <w:t>Exclusão de ocorrência pelo Super Administrador</w:t>
+            </w:r>
+          </w:p>
+        </w:tc>
+      </w:tr>
+      <w:tr>
+        <w:tc>
+          <w:tcPr>
+            <w:tcW w:w="2381" w:type="dxa"/>
+            <w:tcBorders>
+              <w:top w:val="single" w:sz="4" w:space="0" w:color="000000"/>
+              <w:left w:val="single" w:sz="4" w:space="0" w:color="000000"/>
+              <w:bottom w:val="single" w:sz="4" w:space="0" w:color="000000"/>
+              <w:right w:val="single" w:sz="4" w:space="0" w:color="000000"/>
+            </w:tcBorders>
+          </w:tcPr>
+          <w:p>
+            <w:r>
+              <w:t>Ator(es) envolvido(s):</w:t>
+            </w:r>
+          </w:p>
+        </w:tc>
+        <w:tc>
+          <w:tcPr>
+            <w:tcW w:w="6641" w:type="dxa"/>
+            <w:tcBorders>
+              <w:top w:val="single" w:sz="4" w:space="0" w:color="000000"/>
+              <w:left w:val="single" w:sz="4" w:space="0" w:color="000000"/>
+              <w:bottom w:val="single" w:sz="4" w:space="0" w:color="000000"/>
+              <w:right w:val="single" w:sz="4" w:space="0" w:color="000000"/>
+            </w:tcBorders>
+          </w:tcPr>
+          <w:p>
+            <w:r>
+              <w:t>Super Administrador; Serviço de armazenamento de mídias; Serviço de correio eletrônico</w:t>
+            </w:r>
+          </w:p>
+        </w:tc>
+      </w:tr>
+      <w:tr>
+        <w:tc>
+          <w:tcPr>
+            <w:tcW w:w="2381" w:type="dxa"/>
+            <w:tcBorders>
+              <w:top w:val="single" w:sz="4" w:space="0" w:color="000000"/>
+              <w:left w:val="single" w:sz="4" w:space="0" w:color="000000"/>
+              <w:bottom w:val="single" w:sz="4" w:space="0" w:color="000000"/>
+              <w:right w:val="single" w:sz="4" w:space="0" w:color="000000"/>
+            </w:tcBorders>
+          </w:tcPr>
+          <w:p>
+            <w:r>
+              <w:t>Pré-condição:</w:t>
+            </w:r>
+          </w:p>
+        </w:tc>
+        <w:tc>
+          <w:tcPr>
+            <w:tcW w:w="6641" w:type="dxa"/>
+            <w:tcBorders>
+              <w:top w:val="single" w:sz="4" w:space="0" w:color="000000"/>
+              <w:left w:val="single" w:sz="4" w:space="0" w:color="000000"/>
+              <w:bottom w:val="single" w:sz="4" w:space="0" w:color="000000"/>
+              <w:right w:val="single" w:sz="4" w:space="0" w:color="000000"/>
+            </w:tcBorders>
+          </w:tcPr>
+          <w:p>
+            <w:r>
+              <w:t>O usuário está autenticado com o perfil SUPER_ADMIN e a ocorrência existe e não se encontra finalizada.</w:t>
+            </w:r>
+          </w:p>
+        </w:tc>
+      </w:tr>
+      <w:tr>
+        <w:tc>
+          <w:tcPr>
+            <w:tcW w:w="2381" w:type="dxa"/>
+            <w:tcBorders>
+              <w:top w:val="single" w:sz="4" w:space="0" w:color="000000"/>
+              <w:left w:val="single" w:sz="4" w:space="0" w:color="000000"/>
+              <w:bottom w:val="single" w:sz="4" w:space="0" w:color="000000"/>
+              <w:right w:val="single" w:sz="4" w:space="0" w:color="000000"/>
+            </w:tcBorders>
+          </w:tcPr>
+          <w:p>
+            <w:r>
+              <w:t>Pós-condição:</w:t>
+            </w:r>
+          </w:p>
+        </w:tc>
+        <w:tc>
+          <w:tcPr>
+            <w:tcW w:w="6641" w:type="dxa"/>
+            <w:tcBorders>
+              <w:top w:val="single" w:sz="4" w:space="0" w:color="000000"/>
+              <w:left w:val="single" w:sz="4" w:space="0" w:color="000000"/>
+              <w:bottom w:val="single" w:sz="4" w:space="0" w:color="000000"/>
+              <w:right w:val="single" w:sz="4" w:space="0" w:color="000000"/>
+            </w:tcBorders>
+          </w:tcPr>
+          <w:p>
+            <w:r>
+              <w:t>Ocorrência mantida no banco de dados na situação FINALIZADA, em caráter definitivo, com a mudança registrada no histórico de trâmites; apoios, histórico e vínculo com o grupo preservados; fotografias apagadas do serviço de armazenamento de mídias e seus registros removidos; autor identificado notificado; exclusão registrada nos logs; ocorrência visível somente ao Super Administrador.</w:t>
+            </w:r>
+          </w:p>
+        </w:tc>
+      </w:tr>
+      <w:tr>
+        <w:tc>
+          <w:tcPr>
+            <w:tcW w:w="2381" w:type="dxa"/>
+            <w:tcBorders>
+              <w:top w:val="single" w:sz="4" w:space="0" w:color="000000"/>
+              <w:left w:val="single" w:sz="4" w:space="0" w:color="000000"/>
+              <w:bottom w:val="single" w:sz="4" w:space="0" w:color="000000"/>
+              <w:right w:val="single" w:sz="4" w:space="0" w:color="000000"/>
+            </w:tcBorders>
+          </w:tcPr>
+          <w:p>
+            <w:r>
+              <w:t>Ator</w:t>
+            </w:r>
+          </w:p>
+        </w:tc>
+        <w:tc>
+          <w:tcPr>
+            <w:tcW w:w="6641" w:type="dxa"/>
+            <w:tcBorders>
+              <w:top w:val="single" w:sz="4" w:space="0" w:color="000000"/>
+              <w:left w:val="single" w:sz="4" w:space="0" w:color="000000"/>
+              <w:bottom w:val="single" w:sz="4" w:space="0" w:color="000000"/>
+              <w:right w:val="single" w:sz="4" w:space="0" w:color="000000"/>
+            </w:tcBorders>
+          </w:tcPr>
+          <w:p>
+            <w:r>
+              <w:t>Sistema</w:t>
+            </w:r>
+          </w:p>
+        </w:tc>
+      </w:tr>
+      <w:tr>
+        <w:tc>
+          <w:tcPr>
+            <w:tcW w:w="2381" w:type="dxa"/>
+            <w:tcBorders>
+              <w:top w:val="single" w:sz="4" w:space="0" w:color="000000"/>
+              <w:left w:val="single" w:sz="4" w:space="0" w:color="000000"/>
+              <w:bottom w:val="single" w:sz="4" w:space="0" w:color="000000"/>
+              <w:right w:val="single" w:sz="4" w:space="0" w:color="000000"/>
+            </w:tcBorders>
+          </w:tcPr>
+          <w:p>
+            <w:r>
+              <w:t>1. O Super Administrador acessa a relação de ocorrências e aciona “Excluir” no cartão da ocorrência, botão apresentado somente a esse perfil.</w:t>
+            </w:r>
+          </w:p>
+        </w:tc>
+        <w:tc>
+          <w:tcPr>
+            <w:tcW w:w="6641" w:type="dxa"/>
+            <w:tcBorders>
+              <w:top w:val="single" w:sz="4" w:space="0" w:color="000000"/>
+              <w:left w:val="single" w:sz="4" w:space="0" w:color="000000"/>
+              <w:bottom w:val="single" w:sz="4" w:space="0" w:color="000000"/>
+              <w:right w:val="single" w:sz="4" w:space="0" w:color="000000"/>
+            </w:tcBorders>
+          </w:tcPr>
+          <w:p>
+            <w:r/>
+          </w:p>
+        </w:tc>
+      </w:tr>
+      <w:tr>
+        <w:tc>
+          <w:tcPr>
+            <w:tcW w:w="2381" w:type="dxa"/>
+            <w:tcBorders>
+              <w:top w:val="single" w:sz="4" w:space="0" w:color="000000"/>
+              <w:left w:val="single" w:sz="4" w:space="0" w:color="000000"/>
+              <w:bottom w:val="single" w:sz="4" w:space="0" w:color="000000"/>
+              <w:right w:val="single" w:sz="4" w:space="0" w:color="000000"/>
+            </w:tcBorders>
+          </w:tcPr>
+          <w:p>
+            <w:r/>
+          </w:p>
+        </w:tc>
+        <w:tc>
+          <w:tcPr>
+            <w:tcW w:w="6641" w:type="dxa"/>
+            <w:tcBorders>
+              <w:top w:val="single" w:sz="4" w:space="0" w:color="000000"/>
+              <w:left w:val="single" w:sz="4" w:space="0" w:color="000000"/>
+              <w:bottom w:val="single" w:sz="4" w:space="0" w:color="000000"/>
+              <w:right w:val="single" w:sz="4" w:space="0" w:color="000000"/>
+            </w:tcBorders>
+          </w:tcPr>
+          <w:p>
+            <w:r>
+              <w:t>2. O sistema apresenta o modal de confirmação com o protocolo e o título da ocorrência e adverte que a ação não pode ser desfeita.</w:t>
+            </w:r>
+          </w:p>
+        </w:tc>
+      </w:tr>
+      <w:tr>
+        <w:tc>
+          <w:tcPr>
+            <w:tcW w:w="2381" w:type="dxa"/>
+            <w:tcBorders>
+              <w:top w:val="single" w:sz="4" w:space="0" w:color="000000"/>
+              <w:left w:val="single" w:sz="4" w:space="0" w:color="000000"/>
+              <w:bottom w:val="single" w:sz="4" w:space="0" w:color="000000"/>
+              <w:right w:val="single" w:sz="4" w:space="0" w:color="000000"/>
+            </w:tcBorders>
+          </w:tcPr>
+          <w:p>
+            <w:r>
+              <w:t>3. O Super Administrador confirma a exclusão.</w:t>
+            </w:r>
+          </w:p>
+        </w:tc>
+        <w:tc>
+          <w:tcPr>
+            <w:tcW w:w="6641" w:type="dxa"/>
+            <w:tcBorders>
+              <w:top w:val="single" w:sz="4" w:space="0" w:color="000000"/>
+              <w:left w:val="single" w:sz="4" w:space="0" w:color="000000"/>
+              <w:bottom w:val="single" w:sz="4" w:space="0" w:color="000000"/>
+              <w:right w:val="single" w:sz="4" w:space="0" w:color="000000"/>
+            </w:tcBorders>
+          </w:tcPr>
+          <w:p>
+            <w:r/>
+          </w:p>
+        </w:tc>
+      </w:tr>
+      <w:tr>
+        <w:tc>
+          <w:tcPr>
+            <w:tcW w:w="2381" w:type="dxa"/>
+            <w:tcBorders>
+              <w:top w:val="single" w:sz="4" w:space="0" w:color="000000"/>
+              <w:left w:val="single" w:sz="4" w:space="0" w:color="000000"/>
+              <w:bottom w:val="single" w:sz="4" w:space="0" w:color="000000"/>
+              <w:right w:val="single" w:sz="4" w:space="0" w:color="000000"/>
+            </w:tcBorders>
+          </w:tcPr>
+          <w:p>
+            <w:r/>
+          </w:p>
+        </w:tc>
+        <w:tc>
+          <w:tcPr>
+            <w:tcW w:w="6641" w:type="dxa"/>
+            <w:tcBorders>
+              <w:top w:val="single" w:sz="4" w:space="0" w:color="000000"/>
+              <w:left w:val="single" w:sz="4" w:space="0" w:color="000000"/>
+              <w:bottom w:val="single" w:sz="4" w:space="0" w:color="000000"/>
+              <w:right w:val="single" w:sz="4" w:space="0" w:color="000000"/>
+            </w:tcBorders>
+          </w:tcPr>
+          <w:p>
+            <w:r>
+              <w:t>4. O sistema verifica, no servidor, o perfil do solicitante e realiza a exclusão lógica: obtém os identificadores das imagens, remove os registros das fotografias, altera a situação para FINALIZADA e grava no histórico o trâmite “Ocorrência excluída pelo Super Administrador.”; a ocorrência não é apagada, e os apoios, o histórico e o vínculo com o grupo são preservados.</w:t>
+            </w:r>
+          </w:p>
+        </w:tc>
+      </w:tr>
+      <w:tr>
+        <w:tc>
+          <w:tcPr>
+            <w:tcW w:w="2381" w:type="dxa"/>
+            <w:tcBorders>
+              <w:top w:val="single" w:sz="4" w:space="0" w:color="000000"/>
+              <w:left w:val="single" w:sz="4" w:space="0" w:color="000000"/>
+              <w:bottom w:val="single" w:sz="4" w:space="0" w:color="000000"/>
+              <w:right w:val="single" w:sz="4" w:space="0" w:color="000000"/>
+            </w:tcBorders>
+          </w:tcPr>
+          <w:p>
+            <w:r/>
+          </w:p>
+        </w:tc>
+        <w:tc>
+          <w:tcPr>
+            <w:tcW w:w="6641" w:type="dxa"/>
+            <w:tcBorders>
+              <w:top w:val="single" w:sz="4" w:space="0" w:color="000000"/>
+              <w:left w:val="single" w:sz="4" w:space="0" w:color="000000"/>
+              <w:bottom w:val="single" w:sz="4" w:space="0" w:color="000000"/>
+              <w:right w:val="single" w:sz="4" w:space="0" w:color="000000"/>
+            </w:tcBorders>
+          </w:tcPr>
+          <w:p>
+            <w:r>
+              <w:t>5. O sistema expede, de forma assíncrona, ao autor identificado a notificação de mudança de situação “Sua ocorrência está Finalizada”, informando que a ocorrência foi excluída pela administração e não aparece mais no aplicativo.</w:t>
+            </w:r>
+          </w:p>
+        </w:tc>
+      </w:tr>
+      <w:tr>
+        <w:tc>
+          <w:tcPr>
+            <w:tcW w:w="2381" w:type="dxa"/>
+            <w:tcBorders>
+              <w:top w:val="single" w:sz="4" w:space="0" w:color="000000"/>
+              <w:left w:val="single" w:sz="4" w:space="0" w:color="000000"/>
+              <w:bottom w:val="single" w:sz="4" w:space="0" w:color="000000"/>
+              <w:right w:val="single" w:sz="4" w:space="0" w:color="000000"/>
+            </w:tcBorders>
+          </w:tcPr>
+          <w:p>
+            <w:r/>
+          </w:p>
+        </w:tc>
+        <w:tc>
+          <w:tcPr>
+            <w:tcW w:w="6641" w:type="dxa"/>
+            <w:tcBorders>
+              <w:top w:val="single" w:sz="4" w:space="0" w:color="000000"/>
+              <w:left w:val="single" w:sz="4" w:space="0" w:color="000000"/>
+              <w:bottom w:val="single" w:sz="4" w:space="0" w:color="000000"/>
+              <w:right w:val="single" w:sz="4" w:space="0" w:color="000000"/>
+            </w:tcBorders>
+          </w:tcPr>
+          <w:p>
+            <w:r>
+              <w:t>6. O sistema solicita ao serviço de armazenamento de mídias a remoção das imagens da ocorrência, em observância à LGPD.</w:t>
+            </w:r>
+          </w:p>
+        </w:tc>
+      </w:tr>
+      <w:tr>
+        <w:tc>
+          <w:tcPr>
+            <w:tcW w:w="2381" w:type="dxa"/>
+            <w:tcBorders>
+              <w:top w:val="single" w:sz="4" w:space="0" w:color="000000"/>
+              <w:left w:val="single" w:sz="4" w:space="0" w:color="000000"/>
+              <w:bottom w:val="single" w:sz="4" w:space="0" w:color="000000"/>
+              <w:right w:val="single" w:sz="4" w:space="0" w:color="000000"/>
+            </w:tcBorders>
+          </w:tcPr>
+          <w:p>
+            <w:r/>
+          </w:p>
+        </w:tc>
+        <w:tc>
+          <w:tcPr>
+            <w:tcW w:w="6641" w:type="dxa"/>
+            <w:tcBorders>
+              <w:top w:val="single" w:sz="4" w:space="0" w:color="000000"/>
+              <w:left w:val="single" w:sz="4" w:space="0" w:color="000000"/>
+              <w:bottom w:val="single" w:sz="4" w:space="0" w:color="000000"/>
+              <w:right w:val="single" w:sz="4" w:space="0" w:color="000000"/>
+            </w:tcBorders>
+          </w:tcPr>
+          <w:p>
+            <w:r>
+              <w:t>7. O sistema registra a exclusão nos logs — ação “Exclusão”, autor, “Ocorrência &lt;protocolo&gt;”, título e município —, copiando o protocolo e o título da ocorrência; o registro é visível somente aos Super Administradores.</w:t>
+            </w:r>
+          </w:p>
+        </w:tc>
+      </w:tr>
+      <w:tr>
+        <w:tc>
+          <w:tcPr>
+            <w:tcW w:w="2381" w:type="dxa"/>
+            <w:tcBorders>
+              <w:top w:val="single" w:sz="4" w:space="0" w:color="000000"/>
+              <w:left w:val="single" w:sz="4" w:space="0" w:color="000000"/>
+              <w:bottom w:val="single" w:sz="4" w:space="0" w:color="000000"/>
+              <w:right w:val="single" w:sz="4" w:space="0" w:color="000000"/>
+            </w:tcBorders>
+          </w:tcPr>
+          <w:p>
+            <w:r/>
+          </w:p>
+        </w:tc>
+        <w:tc>
+          <w:tcPr>
+            <w:tcW w:w="6641" w:type="dxa"/>
+            <w:tcBorders>
+              <w:top w:val="single" w:sz="4" w:space="0" w:color="000000"/>
+              <w:left w:val="single" w:sz="4" w:space="0" w:color="000000"/>
+              <w:bottom w:val="single" w:sz="4" w:space="0" w:color="000000"/>
+              <w:right w:val="single" w:sz="4" w:space="0" w:color="000000"/>
+            </w:tcBorders>
+          </w:tcPr>
+          <w:p>
+            <w:r>
+              <w:t>8. O sistema responde com HTTP 204. A ocorrência finalizada passa a figurar, na cor preta e sob o filtro “Finalizada”, apenas na relação, no mapa e nas estatísticas do Super Administrador; para os demais perfis e para os visitantes, deixa de constar das listagens, do mapa, das estatísticas e do grupo, e as consultas por identificador, por protocolo ou pelo código de acompanhamento anônimo respondem que não foi encontrada.</w:t>
+            </w:r>
+          </w:p>
+        </w:tc>
+      </w:tr>
+      <w:tr>
+        <w:tc>
+          <w:tcPr>
+            <w:tcW w:w="2381" w:type="dxa"/>
+            <w:tcBorders>
+              <w:top w:val="single" w:sz="4" w:space="0" w:color="000000"/>
+              <w:left w:val="single" w:sz="4" w:space="0" w:color="000000"/>
+              <w:bottom w:val="single" w:sz="4" w:space="0" w:color="000000"/>
+              <w:right w:val="single" w:sz="4" w:space="0" w:color="000000"/>
+            </w:tcBorders>
+          </w:tcPr>
+          <w:p>
+            <w:r/>
+          </w:p>
+        </w:tc>
+        <w:tc>
+          <w:tcPr>
+            <w:tcW w:w="6641" w:type="dxa"/>
+            <w:tcBorders>
+              <w:top w:val="single" w:sz="4" w:space="0" w:color="000000"/>
+              <w:left w:val="single" w:sz="4" w:space="0" w:color="000000"/>
+              <w:bottom w:val="single" w:sz="4" w:space="0" w:color="000000"/>
+              <w:right w:val="single" w:sz="4" w:space="0" w:color="000000"/>
+            </w:tcBorders>
+          </w:tcPr>
+          <w:p>
+            <w:r>
+              <w:t>9. Fluxo alternativo — perfil sem permissão: a solicitação de qualquer outro perfil, ou sem autenticação, é recusada no servidor com HTTP 403, mantida a ocorrência inalterada.</w:t>
+            </w:r>
+          </w:p>
+        </w:tc>
+      </w:tr>
+      <w:tr>
+        <w:tc>
+          <w:tcPr>
+            <w:tcW w:w="2381" w:type="dxa"/>
+            <w:tcBorders>
+              <w:top w:val="single" w:sz="4" w:space="0" w:color="000000"/>
+              <w:left w:val="single" w:sz="4" w:space="0" w:color="000000"/>
+              <w:bottom w:val="single" w:sz="4" w:space="0" w:color="000000"/>
+              <w:right w:val="single" w:sz="4" w:space="0" w:color="000000"/>
+            </w:tcBorders>
+          </w:tcPr>
+          <w:p>
+            <w:r/>
+          </w:p>
+        </w:tc>
+        <w:tc>
+          <w:tcPr>
+            <w:tcW w:w="6641" w:type="dxa"/>
+            <w:tcBorders>
+              <w:top w:val="single" w:sz="4" w:space="0" w:color="000000"/>
+              <w:left w:val="single" w:sz="4" w:space="0" w:color="000000"/>
+              <w:bottom w:val="single" w:sz="4" w:space="0" w:color="000000"/>
+              <w:right w:val="single" w:sz="4" w:space="0" w:color="000000"/>
+            </w:tcBorders>
+          </w:tcPr>
+          <w:p>
+            <w:r>
+              <w:t>10. Fluxo alternativo — ocorrência inexistente ou já finalizada: o sistema recusa a operação com HTTP 404.</w:t>
+            </w:r>
+          </w:p>
+        </w:tc>
+      </w:tr>
+      <w:tr>
+        <w:tc>
+          <w:tcPr>
+            <w:tcW w:w="2381" w:type="dxa"/>
+            <w:tcBorders>
+              <w:top w:val="single" w:sz="4" w:space="0" w:color="000000"/>
+              <w:left w:val="single" w:sz="4" w:space="0" w:color="000000"/>
+              <w:bottom w:val="single" w:sz="4" w:space="0" w:color="000000"/>
+              <w:right w:val="single" w:sz="4" w:space="0" w:color="000000"/>
+            </w:tcBorders>
+          </w:tcPr>
+          <w:p>
+            <w:r/>
+          </w:p>
+        </w:tc>
+        <w:tc>
+          <w:tcPr>
+            <w:tcW w:w="6641" w:type="dxa"/>
+            <w:tcBorders>
+              <w:top w:val="single" w:sz="4" w:space="0" w:color="000000"/>
+              <w:left w:val="single" w:sz="4" w:space="0" w:color="000000"/>
+              <w:bottom w:val="single" w:sz="4" w:space="0" w:color="000000"/>
+              <w:right w:val="single" w:sz="4" w:space="0" w:color="000000"/>
+            </w:tcBorders>
+          </w:tcPr>
+          <w:p>
+            <w:r>
+              <w:t>11. Fluxo alternativo — falha na remoção das imagens no serviço de armazenamento de mídias: a falha não desfaz a finalização; a ocorrência permanece na situação FINALIZADA, e os registros no histórico e no log são mantidos.</w:t>
+            </w:r>
+          </w:p>
+        </w:tc>
+      </w:tr>
+    </w:tbl>
+    <w:p>
+      <w:r>
+        <w:rPr>
+          <w:sz w:val="18"/>
+        </w:rPr>
+        <w:t>QUADRO 7 – Fluxo de eventos do cenário “Exclusão de ocorrência pelo Super Administrador”</w:t>
       </w:r>
     </w:p>
     <w:p/>

--- a/ApêndiceC-VisãoFuncional/3.FluxosdeEvento/FalaCidade_FluxosDeEventos_ModuloAdministrarOcorrencia_v2.docx
+++ b/ApêndiceC-VisãoFuncional/3.FluxosdeEvento/FalaCidade_FluxosDeEventos_ModuloAdministrarOcorrencia_v2.docx
@@ -405,7 +405,7 @@
                 <w:b w:val="0"/>
                 <w:sz w:val="20"/>
               </w:rPr>
-              <w:t>2. O sistema apresenta a relação completa das ocorrências do município, com protocolo, título, categoria, situação, prioridade, autor e data.</w:t>
+              <w:t>2. O sistema apresenta a relação completa das ocorrências do município, com protocolo, título, categoria, situação, prioridade, autor e data; o protocolo de cada cartão é acompanhado do botão de copiá-lo para a área de transferência.</w:t>
             </w:r>
           </w:p>
         </w:tc>
@@ -2303,7 +2303,7 @@
           </w:tcPr>
           <w:p>
             <w:r>
-              <w:t>Mensagem expedida ao departamento sem dados pessoais do autor, situação alterada para “Em Andamento” e trâmite registrado no histórico.</w:t>
+              <w:t>Mensagem expedida ao departamento sem dados pessoais do autor, com o link de acesso próprio do departamento à ocorrência; situação alterada para “Em Andamento” e trâmite registrado no histórico.</w:t>
             </w:r>
           </w:p>
         </w:tc>
@@ -2465,7 +2465,7 @@
           </w:tcPr>
           <w:p>
             <w:r>
-              <w:t>4. O sistema expede ao endereço do departamento mensagem com o protocolo, a categoria, a prioridade, o endereço, a data de registro, o relato e as fotografias anexadas, suprimido qualquer dado pessoal do autor.</w:t>
+              <w:t>4. O sistema gera o link de acesso do departamento à ocorrência (QUADRO 8) e expede ao endereço do departamento mensagem com o protocolo, a categoria, a prioridade, o endereço, a data de registro, o relato e as fotografias anexadas, suprimido qualquer dado pessoal do autor; a mensagem traz ainda, quando a ocorrência possui coordenadas, as ligações “Ver o local no mapa”, no OpenStreetMap, e “Abrir a rota no Google Maps”; o botão “Ver / responder ocorrência”, que abre a página da ocorrência destinada ao departamento; e o trecho “Qualquer dúvida entre em contato:”, com o endereço de correio eletrônico de quem encaminhou e os dos administradores do município, sem repetição.</w:t>
             </w:r>
           </w:p>
         </w:tc>
@@ -2562,6 +2562,38 @@
           <w:p>
             <w:r>
               <w:t>7. Fluxo alternativo — ocorrência de outro município: o sistema recusa a operação e informa que apenas a equipe do município do endereço pode tratá-la.</w:t>
+            </w:r>
+          </w:p>
+        </w:tc>
+      </w:tr>
+      <w:tr>
+        <w:tc>
+          <w:tcPr>
+            <w:tcW w:w="2381" w:type="dxa"/>
+            <w:tcBorders>
+              <w:top w:val="single" w:sz="4" w:space="0" w:color="000000"/>
+              <w:left w:val="single" w:sz="4" w:space="0" w:color="000000"/>
+              <w:bottom w:val="single" w:sz="4" w:space="0" w:color="000000"/>
+              <w:right w:val="single" w:sz="4" w:space="0" w:color="000000"/>
+            </w:tcBorders>
+          </w:tcPr>
+          <w:p>
+            <w:r/>
+          </w:p>
+        </w:tc>
+        <w:tc>
+          <w:tcPr>
+            <w:tcW w:w="6641" w:type="dxa"/>
+            <w:tcBorders>
+              <w:top w:val="single" w:sz="4" w:space="0" w:color="000000"/>
+              <w:left w:val="single" w:sz="4" w:space="0" w:color="000000"/>
+              <w:bottom w:val="single" w:sz="4" w:space="0" w:color="000000"/>
+              <w:right w:val="single" w:sz="4" w:space="0" w:color="000000"/>
+            </w:tcBorders>
+          </w:tcPr>
+          <w:p>
+            <w:r>
+              <w:t>8. Fluxo alternativo — novo encaminhamento: cada encaminhamento gera um novo link de acesso; o reencaminhamento ao mesmo departamento encerra a solicitação de conclusão que ele tiver pendente e lhe permite enviar nova solicitação (QUADRO 9).</w:t>
             </w:r>
           </w:p>
         </w:tc>
@@ -3219,7 +3251,7 @@
           </w:tcPr>
           <w:p>
             <w:r>
-              <w:t>Ocorrência mantida no banco de dados na situação FINALIZADA, em caráter definitivo, com a mudança registrada no histórico de trâmites; apoios, histórico e vínculo com o grupo preservados; fotografias apagadas do serviço de armazenamento de mídias e seus registros removidos; autor identificado notificado; exclusão registrada nos logs; ocorrência visível somente ao Super Administrador.</w:t>
+              <w:t>Ocorrência mantida no banco de dados na situação FINALIZADA, em caráter definitivo, com a mudança registrada no histórico de trâmites; apoios, histórico e vínculo com o grupo preservados; fotografias — inclusive as anexadas às solicitações de conclusão do departamento — apagadas do serviço de armazenamento de mídias e seus registros removidos; autor identificado notificado; exclusão registrada nos logs; ocorrência visível somente ao Super Administrador.</w:t>
             </w:r>
           </w:p>
         </w:tc>
@@ -3271,53 +3303,53 @@
           </w:tcPr>
           <w:p>
             <w:r>
-              <w:t>1. O Super Administrador acessa a relação de ocorrências e aciona “Excluir” no cartão da ocorrência, botão apresentado somente a esse perfil.</w:t>
-            </w:r>
-          </w:p>
-        </w:tc>
-        <w:tc>
-          <w:tcPr>
-            <w:tcW w:w="6641" w:type="dxa"/>
-            <w:tcBorders>
-              <w:top w:val="single" w:sz="4" w:space="0" w:color="000000"/>
-              <w:left w:val="single" w:sz="4" w:space="0" w:color="000000"/>
-              <w:bottom w:val="single" w:sz="4" w:space="0" w:color="000000"/>
-              <w:right w:val="single" w:sz="4" w:space="0" w:color="000000"/>
-            </w:tcBorders>
-          </w:tcPr>
-          <w:p>
-            <w:r/>
-          </w:p>
-        </w:tc>
-      </w:tr>
-      <w:tr>
-        <w:tc>
-          <w:tcPr>
-            <w:tcW w:w="2381" w:type="dxa"/>
-            <w:tcBorders>
-              <w:top w:val="single" w:sz="4" w:space="0" w:color="000000"/>
-              <w:left w:val="single" w:sz="4" w:space="0" w:color="000000"/>
-              <w:bottom w:val="single" w:sz="4" w:space="0" w:color="000000"/>
-              <w:right w:val="single" w:sz="4" w:space="0" w:color="000000"/>
-            </w:tcBorders>
-          </w:tcPr>
-          <w:p>
-            <w:r/>
-          </w:p>
-        </w:tc>
-        <w:tc>
-          <w:tcPr>
-            <w:tcW w:w="6641" w:type="dxa"/>
-            <w:tcBorders>
-              <w:top w:val="single" w:sz="4" w:space="0" w:color="000000"/>
-              <w:left w:val="single" w:sz="4" w:space="0" w:color="000000"/>
-              <w:bottom w:val="single" w:sz="4" w:space="0" w:color="000000"/>
-              <w:right w:val="single" w:sz="4" w:space="0" w:color="000000"/>
-            </w:tcBorders>
-          </w:tcPr>
-          <w:p>
-            <w:r>
-              <w:t>2. O sistema apresenta o modal de confirmação com o protocolo e o título da ocorrência e adverte que a ação não pode ser desfeita.</w:t>
+              <w:t>1. O Super Administrador aciona “Excluir” no cartão da ocorrência, na relação de ocorrências, ou “Excluir Ocorrência”, na tela de detalhe da ocorrência, botões apresentados somente a esse perfil.</w:t>
+            </w:r>
+          </w:p>
+        </w:tc>
+        <w:tc>
+          <w:tcPr>
+            <w:tcW w:w="6641" w:type="dxa"/>
+            <w:tcBorders>
+              <w:top w:val="single" w:sz="4" w:space="0" w:color="000000"/>
+              <w:left w:val="single" w:sz="4" w:space="0" w:color="000000"/>
+              <w:bottom w:val="single" w:sz="4" w:space="0" w:color="000000"/>
+              <w:right w:val="single" w:sz="4" w:space="0" w:color="000000"/>
+            </w:tcBorders>
+          </w:tcPr>
+          <w:p>
+            <w:r/>
+          </w:p>
+        </w:tc>
+      </w:tr>
+      <w:tr>
+        <w:tc>
+          <w:tcPr>
+            <w:tcW w:w="2381" w:type="dxa"/>
+            <w:tcBorders>
+              <w:top w:val="single" w:sz="4" w:space="0" w:color="000000"/>
+              <w:left w:val="single" w:sz="4" w:space="0" w:color="000000"/>
+              <w:bottom w:val="single" w:sz="4" w:space="0" w:color="000000"/>
+              <w:right w:val="single" w:sz="4" w:space="0" w:color="000000"/>
+            </w:tcBorders>
+          </w:tcPr>
+          <w:p>
+            <w:r/>
+          </w:p>
+        </w:tc>
+        <w:tc>
+          <w:tcPr>
+            <w:tcW w:w="6641" w:type="dxa"/>
+            <w:tcBorders>
+              <w:top w:val="single" w:sz="4" w:space="0" w:color="000000"/>
+              <w:left w:val="single" w:sz="4" w:space="0" w:color="000000"/>
+              <w:bottom w:val="single" w:sz="4" w:space="0" w:color="000000"/>
+              <w:right w:val="single" w:sz="4" w:space="0" w:color="000000"/>
+            </w:tcBorders>
+          </w:tcPr>
+          <w:p>
+            <w:r>
+              <w:t>2. O sistema consulta o grupo da ocorrência e, não havendo outras ocorrências agrupadas não finalizadas, apresenta o modal de confirmação com o protocolo e o título da ocorrência, informa que a situação passa a Finalizada, que as fotografias são apagadas e que o autor é notificado por correio eletrônico, e adverte, em destaque, em negrito e em linha própria, “Esta ação não pode ser desfeita.”.</w:t>
             </w:r>
           </w:p>
         </w:tc>
@@ -3381,7 +3413,7 @@
           </w:tcPr>
           <w:p>
             <w:r>
-              <w:t>4. O sistema verifica, no servidor, o perfil do solicitante e realiza a exclusão lógica: obtém os identificadores das imagens, remove os registros das fotografias, altera a situação para FINALIZADA e grava no histórico o trâmite “Ocorrência excluída pelo Super Administrador.”; a ocorrência não é apagada, e os apoios, o histórico e o vínculo com o grupo são preservados.</w:t>
+              <w:t>4. O sistema verifica, no servidor, o perfil do solicitante e realiza a exclusão lógica: obtém os identificadores das imagens, remove os registros das fotografias e as fotos anexadas às solicitações de conclusão do departamento, altera a situação para FINALIZADA e grava no histórico o trâmite “Ocorrência excluída pelo Super Administrador.”; a ocorrência não é apagada, e os apoios, o histórico e o vínculo com o grupo são preservados.</w:t>
             </w:r>
           </w:p>
         </w:tc>
@@ -3445,7 +3477,7 @@
           </w:tcPr>
           <w:p>
             <w:r>
-              <w:t>6. O sistema solicita ao serviço de armazenamento de mídias a remoção das imagens da ocorrência, em observância à LGPD.</w:t>
+              <w:t>6. O sistema solicita ao serviço de armazenamento de mídias a remoção das imagens da ocorrência, inclusive das fotos anexadas às solicitações de conclusão do departamento, em observância à LGPD.</w:t>
             </w:r>
           </w:p>
         </w:tc>
@@ -3541,71 +3573,103 @@
           </w:tcPr>
           <w:p>
             <w:r>
-              <w:t>9. Fluxo alternativo — perfil sem permissão: a solicitação de qualquer outro perfil, ou sem autenticação, é recusada no servidor com HTTP 403, mantida a ocorrência inalterada.</w:t>
-            </w:r>
-          </w:p>
-        </w:tc>
-      </w:tr>
-      <w:tr>
-        <w:tc>
-          <w:tcPr>
-            <w:tcW w:w="2381" w:type="dxa"/>
-            <w:tcBorders>
-              <w:top w:val="single" w:sz="4" w:space="0" w:color="000000"/>
-              <w:left w:val="single" w:sz="4" w:space="0" w:color="000000"/>
-              <w:bottom w:val="single" w:sz="4" w:space="0" w:color="000000"/>
-              <w:right w:val="single" w:sz="4" w:space="0" w:color="000000"/>
-            </w:tcBorders>
-          </w:tcPr>
-          <w:p>
-            <w:r/>
-          </w:p>
-        </w:tc>
-        <w:tc>
-          <w:tcPr>
-            <w:tcW w:w="6641" w:type="dxa"/>
-            <w:tcBorders>
-              <w:top w:val="single" w:sz="4" w:space="0" w:color="000000"/>
-              <w:left w:val="single" w:sz="4" w:space="0" w:color="000000"/>
-              <w:bottom w:val="single" w:sz="4" w:space="0" w:color="000000"/>
-              <w:right w:val="single" w:sz="4" w:space="0" w:color="000000"/>
-            </w:tcBorders>
-          </w:tcPr>
-          <w:p>
-            <w:r>
-              <w:t>10. Fluxo alternativo — ocorrência inexistente ou já finalizada: o sistema recusa a operação com HTTP 404.</w:t>
-            </w:r>
-          </w:p>
-        </w:tc>
-      </w:tr>
-      <w:tr>
-        <w:tc>
-          <w:tcPr>
-            <w:tcW w:w="2381" w:type="dxa"/>
-            <w:tcBorders>
-              <w:top w:val="single" w:sz="4" w:space="0" w:color="000000"/>
-              <w:left w:val="single" w:sz="4" w:space="0" w:color="000000"/>
-              <w:bottom w:val="single" w:sz="4" w:space="0" w:color="000000"/>
-              <w:right w:val="single" w:sz="4" w:space="0" w:color="000000"/>
-            </w:tcBorders>
-          </w:tcPr>
-          <w:p>
-            <w:r/>
-          </w:p>
-        </w:tc>
-        <w:tc>
-          <w:tcPr>
-            <w:tcW w:w="6641" w:type="dxa"/>
-            <w:tcBorders>
-              <w:top w:val="single" w:sz="4" w:space="0" w:color="000000"/>
-              <w:left w:val="single" w:sz="4" w:space="0" w:color="000000"/>
-              <w:bottom w:val="single" w:sz="4" w:space="0" w:color="000000"/>
-              <w:right w:val="single" w:sz="4" w:space="0" w:color="000000"/>
-            </w:tcBorders>
-          </w:tcPr>
-          <w:p>
-            <w:r>
-              <w:t>11. Fluxo alternativo — falha na remoção das imagens no serviço de armazenamento de mídias: a falha não desfaz a finalização; a ocorrência permanece na situação FINALIZADA, e os registros no histórico e no log são mantidos.</w:t>
+              <w:t>9. Fluxo alternativo — ocorrência agrupada: havendo outras ocorrências não finalizadas no grupo, o modal relaciona todas elas, cada uma com caixa de seleção, o protocolo — com ligação que abre a ocorrência em nova aba e botão de copiá-lo —, o título, a situação e a última mensagem do histórico; a ocorrência acionada vem marcada, o acionamento da linha marca ou desmarca a ocorrência e a opção “Selecionar todas” / “Desmarcar todas” altera todas de uma vez. Acionado “Excluir N ocorrências” — ou “Excluir ocorrência”, quando apenas uma estiver marcada —, o segundo diálogo, “Confirmar exclusão”, relaciona os protocolos selecionados e repete a advertência “Esta ação não pode ser desfeita.”; confirmado em “Sim, excluir”, o sistema aplica os passos 4 a 8 a cada ocorrência selecionada, e as não selecionadas permanecem inalteradas; em “Voltar”, retorna à seleção.</w:t>
+            </w:r>
+          </w:p>
+        </w:tc>
+      </w:tr>
+      <w:tr>
+        <w:tc>
+          <w:tcPr>
+            <w:tcW w:w="2381" w:type="dxa"/>
+            <w:tcBorders>
+              <w:top w:val="single" w:sz="4" w:space="0" w:color="000000"/>
+              <w:left w:val="single" w:sz="4" w:space="0" w:color="000000"/>
+              <w:bottom w:val="single" w:sz="4" w:space="0" w:color="000000"/>
+              <w:right w:val="single" w:sz="4" w:space="0" w:color="000000"/>
+            </w:tcBorders>
+          </w:tcPr>
+          <w:p>
+            <w:r/>
+          </w:p>
+        </w:tc>
+        <w:tc>
+          <w:tcPr>
+            <w:tcW w:w="6641" w:type="dxa"/>
+            <w:tcBorders>
+              <w:top w:val="single" w:sz="4" w:space="0" w:color="000000"/>
+              <w:left w:val="single" w:sz="4" w:space="0" w:color="000000"/>
+              <w:bottom w:val="single" w:sz="4" w:space="0" w:color="000000"/>
+              <w:right w:val="single" w:sz="4" w:space="0" w:color="000000"/>
+            </w:tcBorders>
+          </w:tcPr>
+          <w:p>
+            <w:r>
+              <w:t>10. Fluxo alternativo — perfil sem permissão: a solicitação de qualquer outro perfil, ou sem autenticação, é recusada no servidor com HTTP 403, mantida a ocorrência inalterada.</w:t>
+            </w:r>
+          </w:p>
+        </w:tc>
+      </w:tr>
+      <w:tr>
+        <w:tc>
+          <w:tcPr>
+            <w:tcW w:w="2381" w:type="dxa"/>
+            <w:tcBorders>
+              <w:top w:val="single" w:sz="4" w:space="0" w:color="000000"/>
+              <w:left w:val="single" w:sz="4" w:space="0" w:color="000000"/>
+              <w:bottom w:val="single" w:sz="4" w:space="0" w:color="000000"/>
+              <w:right w:val="single" w:sz="4" w:space="0" w:color="000000"/>
+            </w:tcBorders>
+          </w:tcPr>
+          <w:p>
+            <w:r/>
+          </w:p>
+        </w:tc>
+        <w:tc>
+          <w:tcPr>
+            <w:tcW w:w="6641" w:type="dxa"/>
+            <w:tcBorders>
+              <w:top w:val="single" w:sz="4" w:space="0" w:color="000000"/>
+              <w:left w:val="single" w:sz="4" w:space="0" w:color="000000"/>
+              <w:bottom w:val="single" w:sz="4" w:space="0" w:color="000000"/>
+              <w:right w:val="single" w:sz="4" w:space="0" w:color="000000"/>
+            </w:tcBorders>
+          </w:tcPr>
+          <w:p>
+            <w:r>
+              <w:t>11. Fluxo alternativo — ocorrência inexistente ou já finalizada: o sistema recusa a operação com HTTP 404.</w:t>
+            </w:r>
+          </w:p>
+        </w:tc>
+      </w:tr>
+      <w:tr>
+        <w:tc>
+          <w:tcPr>
+            <w:tcW w:w="2381" w:type="dxa"/>
+            <w:tcBorders>
+              <w:top w:val="single" w:sz="4" w:space="0" w:color="000000"/>
+              <w:left w:val="single" w:sz="4" w:space="0" w:color="000000"/>
+              <w:bottom w:val="single" w:sz="4" w:space="0" w:color="000000"/>
+              <w:right w:val="single" w:sz="4" w:space="0" w:color="000000"/>
+            </w:tcBorders>
+          </w:tcPr>
+          <w:p>
+            <w:r/>
+          </w:p>
+        </w:tc>
+        <w:tc>
+          <w:tcPr>
+            <w:tcW w:w="6641" w:type="dxa"/>
+            <w:tcBorders>
+              <w:top w:val="single" w:sz="4" w:space="0" w:color="000000"/>
+              <w:left w:val="single" w:sz="4" w:space="0" w:color="000000"/>
+              <w:bottom w:val="single" w:sz="4" w:space="0" w:color="000000"/>
+              <w:right w:val="single" w:sz="4" w:space="0" w:color="000000"/>
+            </w:tcBorders>
+          </w:tcPr>
+          <w:p>
+            <w:r>
+              <w:t>12. Fluxo alternativo — falha na remoção das imagens no serviço de armazenamento de mídias: a falha não desfaz a finalização; a ocorrência permanece na situação FINALIZADA, e os registros no histórico e no log são mantidos.</w:t>
             </w:r>
           </w:p>
         </w:tc>
@@ -3620,6 +3684,1182 @@
       </w:r>
     </w:p>
     <w:p/>
+    <w:tbl>
+      <w:tblPr>
+        <w:tblStyle w:val="aff"/>
+        <w:tblW w:w="9022" w:type="dxa"/>
+        <w:tblInd w:w="-5" w:type="dxa"/>
+        <w:tblBorders>
+          <w:top w:val="single" w:sz="4" w:space="0" w:color="000000"/>
+          <w:left w:val="single" w:sz="4" w:space="0" w:color="000000"/>
+          <w:bottom w:val="single" w:sz="4" w:space="0" w:color="000000"/>
+          <w:right w:val="single" w:sz="4" w:space="0" w:color="000000"/>
+          <w:insideH w:val="single" w:sz="4" w:space="0" w:color="000000"/>
+          <w:insideV w:val="single" w:sz="4" w:space="0" w:color="000000"/>
+        </w:tblBorders>
+        <w:tblLayout w:type="fixed"/>
+        <w:tblLook w:val="0400" w:firstRow="0" w:lastRow="0" w:firstColumn="0" w:lastColumn="0" w:noHBand="0" w:noVBand="1"/>
+      </w:tblPr>
+      <w:tblGrid>
+        <w:gridCol w:w="2381"/>
+        <w:gridCol w:w="6641"/>
+      </w:tblGrid>
+      <w:tr>
+        <w:tc>
+          <w:tcPr>
+            <w:tcW w:w="2381" w:type="dxa"/>
+            <w:tcBorders>
+              <w:top w:val="single" w:sz="4" w:space="0" w:color="000000"/>
+              <w:left w:val="single" w:sz="4" w:space="0" w:color="000000"/>
+              <w:bottom w:val="single" w:sz="4" w:space="0" w:color="000000"/>
+              <w:right w:val="single" w:sz="4" w:space="0" w:color="000000"/>
+            </w:tcBorders>
+          </w:tcPr>
+          <w:p>
+            <w:r>
+              <w:t>Nome do caso de uso:</w:t>
+            </w:r>
+          </w:p>
+        </w:tc>
+        <w:tc>
+          <w:tcPr>
+            <w:tcW w:w="6641" w:type="dxa"/>
+            <w:tcBorders>
+              <w:top w:val="single" w:sz="4" w:space="0" w:color="000000"/>
+              <w:left w:val="single" w:sz="4" w:space="0" w:color="000000"/>
+              <w:bottom w:val="single" w:sz="4" w:space="0" w:color="000000"/>
+              <w:right w:val="single" w:sz="4" w:space="0" w:color="000000"/>
+            </w:tcBorders>
+          </w:tcPr>
+          <w:p>
+            <w:r>
+              <w:t>Solicitar conclusão pelo departamento</w:t>
+            </w:r>
+          </w:p>
+        </w:tc>
+      </w:tr>
+      <w:tr>
+        <w:tc>
+          <w:tcPr>
+            <w:tcW w:w="2381" w:type="dxa"/>
+            <w:tcBorders>
+              <w:top w:val="single" w:sz="4" w:space="0" w:color="000000"/>
+              <w:left w:val="single" w:sz="4" w:space="0" w:color="000000"/>
+              <w:bottom w:val="single" w:sz="4" w:space="0" w:color="000000"/>
+              <w:right w:val="single" w:sz="4" w:space="0" w:color="000000"/>
+            </w:tcBorders>
+          </w:tcPr>
+          <w:p>
+            <w:r>
+              <w:t>Nome do cenário:</w:t>
+            </w:r>
+          </w:p>
+        </w:tc>
+        <w:tc>
+          <w:tcPr>
+            <w:tcW w:w="6641" w:type="dxa"/>
+            <w:tcBorders>
+              <w:top w:val="single" w:sz="4" w:space="0" w:color="000000"/>
+              <w:left w:val="single" w:sz="4" w:space="0" w:color="000000"/>
+              <w:bottom w:val="single" w:sz="4" w:space="0" w:color="000000"/>
+              <w:right w:val="single" w:sz="4" w:space="0" w:color="000000"/>
+            </w:tcBorders>
+          </w:tcPr>
+          <w:p>
+            <w:r>
+              <w:t>Solicitação de conclusão com foto pelo link do encaminhamento</w:t>
+            </w:r>
+          </w:p>
+        </w:tc>
+      </w:tr>
+      <w:tr>
+        <w:tc>
+          <w:tcPr>
+            <w:tcW w:w="2381" w:type="dxa"/>
+            <w:tcBorders>
+              <w:top w:val="single" w:sz="4" w:space="0" w:color="000000"/>
+              <w:left w:val="single" w:sz="4" w:space="0" w:color="000000"/>
+              <w:bottom w:val="single" w:sz="4" w:space="0" w:color="000000"/>
+              <w:right w:val="single" w:sz="4" w:space="0" w:color="000000"/>
+            </w:tcBorders>
+          </w:tcPr>
+          <w:p>
+            <w:r>
+              <w:t>Ator(es) envolvido(s):</w:t>
+            </w:r>
+          </w:p>
+        </w:tc>
+        <w:tc>
+          <w:tcPr>
+            <w:tcW w:w="6641" w:type="dxa"/>
+            <w:tcBorders>
+              <w:top w:val="single" w:sz="4" w:space="0" w:color="000000"/>
+              <w:left w:val="single" w:sz="4" w:space="0" w:color="000000"/>
+              <w:bottom w:val="single" w:sz="4" w:space="0" w:color="000000"/>
+              <w:right w:val="single" w:sz="4" w:space="0" w:color="000000"/>
+            </w:tcBorders>
+          </w:tcPr>
+          <w:p>
+            <w:r>
+              <w:t>Funcionário do departamento; Serviço de armazenamento de mídias; Serviço de correio eletrônico</w:t>
+            </w:r>
+          </w:p>
+        </w:tc>
+      </w:tr>
+      <w:tr>
+        <w:tc>
+          <w:tcPr>
+            <w:tcW w:w="2381" w:type="dxa"/>
+            <w:tcBorders>
+              <w:top w:val="single" w:sz="4" w:space="0" w:color="000000"/>
+              <w:left w:val="single" w:sz="4" w:space="0" w:color="000000"/>
+              <w:bottom w:val="single" w:sz="4" w:space="0" w:color="000000"/>
+              <w:right w:val="single" w:sz="4" w:space="0" w:color="000000"/>
+            </w:tcBorders>
+          </w:tcPr>
+          <w:p>
+            <w:r>
+              <w:t>Pré-condição:</w:t>
+            </w:r>
+          </w:p>
+        </w:tc>
+        <w:tc>
+          <w:tcPr>
+            <w:tcW w:w="6641" w:type="dxa"/>
+            <w:tcBorders>
+              <w:top w:val="single" w:sz="4" w:space="0" w:color="000000"/>
+              <w:left w:val="single" w:sz="4" w:space="0" w:color="000000"/>
+              <w:bottom w:val="single" w:sz="4" w:space="0" w:color="000000"/>
+              <w:right w:val="single" w:sz="4" w:space="0" w:color="000000"/>
+            </w:tcBorders>
+          </w:tcPr>
+          <w:p>
+            <w:r>
+              <w:t>A ocorrência foi encaminhada ao departamento (QUADRO 5), que recebeu por correio eletrônico o botão “Ver / responder ocorrência”; o link está dentro do prazo de validade e há ocorrência aberta — Pendente ou Em Andamento — no grupo.</w:t>
+            </w:r>
+          </w:p>
+        </w:tc>
+      </w:tr>
+      <w:tr>
+        <w:tc>
+          <w:tcPr>
+            <w:tcW w:w="2381" w:type="dxa"/>
+            <w:tcBorders>
+              <w:top w:val="single" w:sz="4" w:space="0" w:color="000000"/>
+              <w:left w:val="single" w:sz="4" w:space="0" w:color="000000"/>
+              <w:bottom w:val="single" w:sz="4" w:space="0" w:color="000000"/>
+              <w:right w:val="single" w:sz="4" w:space="0" w:color="000000"/>
+            </w:tcBorders>
+          </w:tcPr>
+          <w:p>
+            <w:r>
+              <w:t>Pós-condição:</w:t>
+            </w:r>
+          </w:p>
+        </w:tc>
+        <w:tc>
+          <w:tcPr>
+            <w:tcW w:w="6641" w:type="dxa"/>
+            <w:tcBorders>
+              <w:top w:val="single" w:sz="4" w:space="0" w:color="000000"/>
+              <w:left w:val="single" w:sz="4" w:space="0" w:color="000000"/>
+              <w:bottom w:val="single" w:sz="4" w:space="0" w:color="000000"/>
+              <w:right w:val="single" w:sz="4" w:space="0" w:color="000000"/>
+            </w:tcBorders>
+          </w:tcPr>
+          <w:p>
+            <w:r>
+              <w:t>Solicitação de conclusão gravada no histórico da ocorrência, com a foto e a mensagem opcional, sem alteração da situação e visível somente à equipe da prefeitura; quem encaminhou a ocorrência notificado por correio eletrônico.</w:t>
+            </w:r>
+          </w:p>
+        </w:tc>
+      </w:tr>
+      <w:tr>
+        <w:tc>
+          <w:tcPr>
+            <w:tcW w:w="2381" w:type="dxa"/>
+            <w:tcBorders>
+              <w:top w:val="single" w:sz="4" w:space="0" w:color="000000"/>
+              <w:left w:val="single" w:sz="4" w:space="0" w:color="000000"/>
+              <w:bottom w:val="single" w:sz="4" w:space="0" w:color="000000"/>
+              <w:right w:val="single" w:sz="4" w:space="0" w:color="000000"/>
+            </w:tcBorders>
+          </w:tcPr>
+          <w:p>
+            <w:r>
+              <w:t>Ator</w:t>
+            </w:r>
+          </w:p>
+        </w:tc>
+        <w:tc>
+          <w:tcPr>
+            <w:tcW w:w="6641" w:type="dxa"/>
+            <w:tcBorders>
+              <w:top w:val="single" w:sz="4" w:space="0" w:color="000000"/>
+              <w:left w:val="single" w:sz="4" w:space="0" w:color="000000"/>
+              <w:bottom w:val="single" w:sz="4" w:space="0" w:color="000000"/>
+              <w:right w:val="single" w:sz="4" w:space="0" w:color="000000"/>
+            </w:tcBorders>
+          </w:tcPr>
+          <w:p>
+            <w:r>
+              <w:t>Sistema</w:t>
+            </w:r>
+          </w:p>
+        </w:tc>
+      </w:tr>
+      <w:tr>
+        <w:tc>
+          <w:tcPr>
+            <w:tcW w:w="2381" w:type="dxa"/>
+            <w:tcBorders>
+              <w:top w:val="single" w:sz="4" w:space="0" w:color="000000"/>
+              <w:left w:val="single" w:sz="4" w:space="0" w:color="000000"/>
+              <w:bottom w:val="single" w:sz="4" w:space="0" w:color="000000"/>
+              <w:right w:val="single" w:sz="4" w:space="0" w:color="000000"/>
+            </w:tcBorders>
+          </w:tcPr>
+          <w:p>
+            <w:r>
+              <w:t>1. O funcionário do departamento aciona o botão “Ver / responder ocorrência” da mensagem de encaminhamento.</w:t>
+            </w:r>
+          </w:p>
+        </w:tc>
+        <w:tc>
+          <w:tcPr>
+            <w:tcW w:w="6641" w:type="dxa"/>
+            <w:tcBorders>
+              <w:top w:val="single" w:sz="4" w:space="0" w:color="000000"/>
+              <w:left w:val="single" w:sz="4" w:space="0" w:color="000000"/>
+              <w:bottom w:val="single" w:sz="4" w:space="0" w:color="000000"/>
+              <w:right w:val="single" w:sz="4" w:space="0" w:color="000000"/>
+            </w:tcBorders>
+          </w:tcPr>
+          <w:p>
+            <w:r/>
+          </w:p>
+        </w:tc>
+      </w:tr>
+      <w:tr>
+        <w:tc>
+          <w:tcPr>
+            <w:tcW w:w="2381" w:type="dxa"/>
+            <w:tcBorders>
+              <w:top w:val="single" w:sz="4" w:space="0" w:color="000000"/>
+              <w:left w:val="single" w:sz="4" w:space="0" w:color="000000"/>
+              <w:bottom w:val="single" w:sz="4" w:space="0" w:color="000000"/>
+              <w:right w:val="single" w:sz="4" w:space="0" w:color="000000"/>
+            </w:tcBorders>
+          </w:tcPr>
+          <w:p>
+            <w:r/>
+          </w:p>
+        </w:tc>
+        <w:tc>
+          <w:tcPr>
+            <w:tcW w:w="6641" w:type="dxa"/>
+            <w:tcBorders>
+              <w:top w:val="single" w:sz="4" w:space="0" w:color="000000"/>
+              <w:left w:val="single" w:sz="4" w:space="0" w:color="000000"/>
+              <w:bottom w:val="single" w:sz="4" w:space="0" w:color="000000"/>
+              <w:right w:val="single" w:sz="4" w:space="0" w:color="000000"/>
+            </w:tcBorders>
+          </w:tcPr>
+          <w:p>
+            <w:r>
+              <w:t>2. O sistema abre a página pública do departamento, sem exigir autenticação, e valida o link: assinado com chave própria, distinta da chave da autenticação dos usuários, de modo que um nunca vale pelo outro, ele identifica o grupo da ocorrência, a ocorrência encaminhada, o departamento, quem encaminhou e o endereço do aplicativo, e vale enquanto houver ocorrência aberta no grupo, pelo prazo máximo de 30 dias.</w:t>
+            </w:r>
+          </w:p>
+        </w:tc>
+      </w:tr>
+      <w:tr>
+        <w:tc>
+          <w:tcPr>
+            <w:tcW w:w="2381" w:type="dxa"/>
+            <w:tcBorders>
+              <w:top w:val="single" w:sz="4" w:space="0" w:color="000000"/>
+              <w:left w:val="single" w:sz="4" w:space="0" w:color="000000"/>
+              <w:bottom w:val="single" w:sz="4" w:space="0" w:color="000000"/>
+              <w:right w:val="single" w:sz="4" w:space="0" w:color="000000"/>
+            </w:tcBorders>
+          </w:tcPr>
+          <w:p>
+            <w:r/>
+          </w:p>
+        </w:tc>
+        <w:tc>
+          <w:tcPr>
+            <w:tcW w:w="6641" w:type="dxa"/>
+            <w:tcBorders>
+              <w:top w:val="single" w:sz="4" w:space="0" w:color="000000"/>
+              <w:left w:val="single" w:sz="4" w:space="0" w:color="000000"/>
+              <w:bottom w:val="single" w:sz="4" w:space="0" w:color="000000"/>
+              <w:right w:val="single" w:sz="4" w:space="0" w:color="000000"/>
+            </w:tcBorders>
+          </w:tcPr>
+          <w:p>
+            <w:r>
+              <w:t>3. O sistema apresenta a ocorrência encaminhada — protocolo, com o botão de copiá-lo, título, categoria, situação, endereço, ligação “Abrir a rota no Google Maps”, relato e fotografias — e o histórico de trâmites, sem dados pessoais: não exibe o autor, quem realizou cada trâmite nem as mensagens da equipe ao cidadão, mas somente a nota de cada encaminhamento; havendo ocorrências agrupadas, relaciona-as e permite consultá-las na mesma página.</w:t>
+            </w:r>
+          </w:p>
+        </w:tc>
+      </w:tr>
+      <w:tr>
+        <w:tc>
+          <w:tcPr>
+            <w:tcW w:w="2381" w:type="dxa"/>
+            <w:tcBorders>
+              <w:top w:val="single" w:sz="4" w:space="0" w:color="000000"/>
+              <w:left w:val="single" w:sz="4" w:space="0" w:color="000000"/>
+              <w:bottom w:val="single" w:sz="4" w:space="0" w:color="000000"/>
+              <w:right w:val="single" w:sz="4" w:space="0" w:color="000000"/>
+            </w:tcBorders>
+          </w:tcPr>
+          <w:p>
+            <w:r>
+              <w:t>4. O funcionário aciona “Solicitar conclusão”, anexa, obrigatoriamente, uma foto do serviço executado — escolhida no aparelho ou tirada com a câmera —, escreve, se desejar, uma mensagem e aciona “Enviar solicitação”.</w:t>
+            </w:r>
+          </w:p>
+        </w:tc>
+        <w:tc>
+          <w:tcPr>
+            <w:tcW w:w="6641" w:type="dxa"/>
+            <w:tcBorders>
+              <w:top w:val="single" w:sz="4" w:space="0" w:color="000000"/>
+              <w:left w:val="single" w:sz="4" w:space="0" w:color="000000"/>
+              <w:bottom w:val="single" w:sz="4" w:space="0" w:color="000000"/>
+              <w:right w:val="single" w:sz="4" w:space="0" w:color="000000"/>
+            </w:tcBorders>
+          </w:tcPr>
+          <w:p>
+            <w:r/>
+          </w:p>
+        </w:tc>
+      </w:tr>
+      <w:tr>
+        <w:tc>
+          <w:tcPr>
+            <w:tcW w:w="2381" w:type="dxa"/>
+            <w:tcBorders>
+              <w:top w:val="single" w:sz="4" w:space="0" w:color="000000"/>
+              <w:left w:val="single" w:sz="4" w:space="0" w:color="000000"/>
+              <w:bottom w:val="single" w:sz="4" w:space="0" w:color="000000"/>
+              <w:right w:val="single" w:sz="4" w:space="0" w:color="000000"/>
+            </w:tcBorders>
+          </w:tcPr>
+          <w:p>
+            <w:r/>
+          </w:p>
+        </w:tc>
+        <w:tc>
+          <w:tcPr>
+            <w:tcW w:w="6641" w:type="dxa"/>
+            <w:tcBorders>
+              <w:top w:val="single" w:sz="4" w:space="0" w:color="000000"/>
+              <w:left w:val="single" w:sz="4" w:space="0" w:color="000000"/>
+              <w:bottom w:val="single" w:sz="4" w:space="0" w:color="000000"/>
+              <w:right w:val="single" w:sz="4" w:space="0" w:color="000000"/>
+            </w:tcBorders>
+          </w:tcPr>
+          <w:p>
+            <w:r>
+              <w:t>5. O sistema verifica que o arquivo é imagem, que a ocorrência continua aberta e que não há solicitação do departamento aguardando confirmação, e submete a foto à mesma moderação das fotografias das ocorrências, com o desfoque de rostos e placas, gravando-a no serviço de armazenamento de mídias.</w:t>
+            </w:r>
+          </w:p>
+        </w:tc>
+      </w:tr>
+      <w:tr>
+        <w:tc>
+          <w:tcPr>
+            <w:tcW w:w="2381" w:type="dxa"/>
+            <w:tcBorders>
+              <w:top w:val="single" w:sz="4" w:space="0" w:color="000000"/>
+              <w:left w:val="single" w:sz="4" w:space="0" w:color="000000"/>
+              <w:bottom w:val="single" w:sz="4" w:space="0" w:color="000000"/>
+              <w:right w:val="single" w:sz="4" w:space="0" w:color="000000"/>
+            </w:tcBorders>
+          </w:tcPr>
+          <w:p>
+            <w:r/>
+          </w:p>
+        </w:tc>
+        <w:tc>
+          <w:tcPr>
+            <w:tcW w:w="6641" w:type="dxa"/>
+            <w:tcBorders>
+              <w:top w:val="single" w:sz="4" w:space="0" w:color="000000"/>
+              <w:left w:val="single" w:sz="4" w:space="0" w:color="000000"/>
+              <w:bottom w:val="single" w:sz="4" w:space="0" w:color="000000"/>
+              <w:right w:val="single" w:sz="4" w:space="0" w:color="000000"/>
+            </w:tcBorders>
+          </w:tcPr>
+          <w:p>
+            <w:r>
+              <w:t>6. O sistema grava no histórico o registro de solicitação de conclusão, vinculado ao departamento, com a foto e a mensagem, sem alterar a situação da ocorrência; o registro é apresentado somente ao Funcionário, ao Administrador e ao Super Administrador.</w:t>
+            </w:r>
+          </w:p>
+        </w:tc>
+      </w:tr>
+      <w:tr>
+        <w:tc>
+          <w:tcPr>
+            <w:tcW w:w="2381" w:type="dxa"/>
+            <w:tcBorders>
+              <w:top w:val="single" w:sz="4" w:space="0" w:color="000000"/>
+              <w:left w:val="single" w:sz="4" w:space="0" w:color="000000"/>
+              <w:bottom w:val="single" w:sz="4" w:space="0" w:color="000000"/>
+              <w:right w:val="single" w:sz="4" w:space="0" w:color="000000"/>
+            </w:tcBorders>
+          </w:tcPr>
+          <w:p>
+            <w:r/>
+          </w:p>
+        </w:tc>
+        <w:tc>
+          <w:tcPr>
+            <w:tcW w:w="6641" w:type="dxa"/>
+            <w:tcBorders>
+              <w:top w:val="single" w:sz="4" w:space="0" w:color="000000"/>
+              <w:left w:val="single" w:sz="4" w:space="0" w:color="000000"/>
+              <w:bottom w:val="single" w:sz="4" w:space="0" w:color="000000"/>
+              <w:right w:val="single" w:sz="4" w:space="0" w:color="000000"/>
+            </w:tcBorders>
+          </w:tcPr>
+          <w:p>
+            <w:r>
+              <w:t>7. O sistema expede a quem encaminhou a ocorrência a mensagem “Conclusão solicitada”, com a ligação para a ocorrência formada a partir do endereço do aplicativo gravado no link, e não do endereço da requisição, de modo a impedir o uso da mensagem para phishing.</w:t>
+            </w:r>
+          </w:p>
+        </w:tc>
+      </w:tr>
+      <w:tr>
+        <w:tc>
+          <w:tcPr>
+            <w:tcW w:w="2381" w:type="dxa"/>
+            <w:tcBorders>
+              <w:top w:val="single" w:sz="4" w:space="0" w:color="000000"/>
+              <w:left w:val="single" w:sz="4" w:space="0" w:color="000000"/>
+              <w:bottom w:val="single" w:sz="4" w:space="0" w:color="000000"/>
+              <w:right w:val="single" w:sz="4" w:space="0" w:color="000000"/>
+            </w:tcBorders>
+          </w:tcPr>
+          <w:p>
+            <w:r/>
+          </w:p>
+        </w:tc>
+        <w:tc>
+          <w:tcPr>
+            <w:tcW w:w="6641" w:type="dxa"/>
+            <w:tcBorders>
+              <w:top w:val="single" w:sz="4" w:space="0" w:color="000000"/>
+              <w:left w:val="single" w:sz="4" w:space="0" w:color="000000"/>
+              <w:bottom w:val="single" w:sz="4" w:space="0" w:color="000000"/>
+              <w:right w:val="single" w:sz="4" w:space="0" w:color="000000"/>
+            </w:tcBorders>
+          </w:tcPr>
+          <w:p>
+            <w:r>
+              <w:t>8. O sistema informa “Solicitação enviada. A prefeitura vai conferir e concluir a ocorrência.” e passa a exibir, no lugar do botão, “Conclusão solicitada em dd/mm/aaaa hh:mm — aguardando a prefeitura confirmar.”.</w:t>
+            </w:r>
+          </w:p>
+        </w:tc>
+      </w:tr>
+      <w:tr>
+        <w:tc>
+          <w:tcPr>
+            <w:tcW w:w="2381" w:type="dxa"/>
+            <w:tcBorders>
+              <w:top w:val="single" w:sz="4" w:space="0" w:color="000000"/>
+              <w:left w:val="single" w:sz="4" w:space="0" w:color="000000"/>
+              <w:bottom w:val="single" w:sz="4" w:space="0" w:color="000000"/>
+              <w:right w:val="single" w:sz="4" w:space="0" w:color="000000"/>
+            </w:tcBorders>
+          </w:tcPr>
+          <w:p>
+            <w:r/>
+          </w:p>
+        </w:tc>
+        <w:tc>
+          <w:tcPr>
+            <w:tcW w:w="6641" w:type="dxa"/>
+            <w:tcBorders>
+              <w:top w:val="single" w:sz="4" w:space="0" w:color="000000"/>
+              <w:left w:val="single" w:sz="4" w:space="0" w:color="000000"/>
+              <w:bottom w:val="single" w:sz="4" w:space="0" w:color="000000"/>
+              <w:right w:val="single" w:sz="4" w:space="0" w:color="000000"/>
+            </w:tcBorders>
+          </w:tcPr>
+          <w:p>
+            <w:r>
+              <w:t>9. Fluxo alternativo — link inválido ou expirado: o sistema recusa o acesso com HTTP 401 e apresenta “Link inválido ou expirado. Peça um novo encaminhamento.”.</w:t>
+            </w:r>
+          </w:p>
+        </w:tc>
+      </w:tr>
+      <w:tr>
+        <w:tc>
+          <w:tcPr>
+            <w:tcW w:w="2381" w:type="dxa"/>
+            <w:tcBorders>
+              <w:top w:val="single" w:sz="4" w:space="0" w:color="000000"/>
+              <w:left w:val="single" w:sz="4" w:space="0" w:color="000000"/>
+              <w:bottom w:val="single" w:sz="4" w:space="0" w:color="000000"/>
+              <w:right w:val="single" w:sz="4" w:space="0" w:color="000000"/>
+            </w:tcBorders>
+          </w:tcPr>
+          <w:p>
+            <w:r/>
+          </w:p>
+        </w:tc>
+        <w:tc>
+          <w:tcPr>
+            <w:tcW w:w="6641" w:type="dxa"/>
+            <w:tcBorders>
+              <w:top w:val="single" w:sz="4" w:space="0" w:color="000000"/>
+              <w:left w:val="single" w:sz="4" w:space="0" w:color="000000"/>
+              <w:bottom w:val="single" w:sz="4" w:space="0" w:color="000000"/>
+              <w:right w:val="single" w:sz="4" w:space="0" w:color="000000"/>
+            </w:tcBorders>
+          </w:tcPr>
+          <w:p>
+            <w:r>
+              <w:t>10. Fluxo alternativo — ocorrência fora do grupo do link: o sistema responde com HTTP 404 e “Ocorrência não encontrada.”.</w:t>
+            </w:r>
+          </w:p>
+        </w:tc>
+      </w:tr>
+      <w:tr>
+        <w:tc>
+          <w:tcPr>
+            <w:tcW w:w="2381" w:type="dxa"/>
+            <w:tcBorders>
+              <w:top w:val="single" w:sz="4" w:space="0" w:color="000000"/>
+              <w:left w:val="single" w:sz="4" w:space="0" w:color="000000"/>
+              <w:bottom w:val="single" w:sz="4" w:space="0" w:color="000000"/>
+              <w:right w:val="single" w:sz="4" w:space="0" w:color="000000"/>
+            </w:tcBorders>
+          </w:tcPr>
+          <w:p>
+            <w:r/>
+          </w:p>
+        </w:tc>
+        <w:tc>
+          <w:tcPr>
+            <w:tcW w:w="6641" w:type="dxa"/>
+            <w:tcBorders>
+              <w:top w:val="single" w:sz="4" w:space="0" w:color="000000"/>
+              <w:left w:val="single" w:sz="4" w:space="0" w:color="000000"/>
+              <w:bottom w:val="single" w:sz="4" w:space="0" w:color="000000"/>
+              <w:right w:val="single" w:sz="4" w:space="0" w:color="000000"/>
+            </w:tcBorders>
+          </w:tcPr>
+          <w:p>
+            <w:r>
+              <w:t>11. Fluxo alternativo — ocorrência encerrada: estando encerradas todas as ocorrências do grupo, o sistema responde com HTTP 410 e apresenta “Esta ocorrência foi encerrada; o acesso do departamento terminou.”; estando encerrada somente a ocorrência consultada, o botão “Solicitar conclusão” não é apresentado, e o envio é recusado com HTTP 409 e “Esta ocorrência não está mais aberta.”.</w:t>
+            </w:r>
+          </w:p>
+        </w:tc>
+      </w:tr>
+      <w:tr>
+        <w:tc>
+          <w:tcPr>
+            <w:tcW w:w="2381" w:type="dxa"/>
+            <w:tcBorders>
+              <w:top w:val="single" w:sz="4" w:space="0" w:color="000000"/>
+              <w:left w:val="single" w:sz="4" w:space="0" w:color="000000"/>
+              <w:bottom w:val="single" w:sz="4" w:space="0" w:color="000000"/>
+              <w:right w:val="single" w:sz="4" w:space="0" w:color="000000"/>
+            </w:tcBorders>
+          </w:tcPr>
+          <w:p>
+            <w:r/>
+          </w:p>
+        </w:tc>
+        <w:tc>
+          <w:tcPr>
+            <w:tcW w:w="6641" w:type="dxa"/>
+            <w:tcBorders>
+              <w:top w:val="single" w:sz="4" w:space="0" w:color="000000"/>
+              <w:left w:val="single" w:sz="4" w:space="0" w:color="000000"/>
+              <w:bottom w:val="single" w:sz="4" w:space="0" w:color="000000"/>
+              <w:right w:val="single" w:sz="4" w:space="0" w:color="000000"/>
+            </w:tcBorders>
+          </w:tcPr>
+          <w:p>
+            <w:r>
+              <w:t>12. Fluxo alternativo — solicitação pendente: havendo solicitação do departamento aguardando a confirmação da prefeitura, inclusive quando duas solicitações são enviadas ao mesmo tempo, o sistema recusa a nova com HTTP 409 e “Já existe uma solicitação aguardando confirmação da prefeitura.”; no envio simultâneo, apaga do serviço de armazenamento de mídias a foto da solicitação recusada.</w:t>
+            </w:r>
+          </w:p>
+        </w:tc>
+      </w:tr>
+      <w:tr>
+        <w:tc>
+          <w:tcPr>
+            <w:tcW w:w="2381" w:type="dxa"/>
+            <w:tcBorders>
+              <w:top w:val="single" w:sz="4" w:space="0" w:color="000000"/>
+              <w:left w:val="single" w:sz="4" w:space="0" w:color="000000"/>
+              <w:bottom w:val="single" w:sz="4" w:space="0" w:color="000000"/>
+              <w:right w:val="single" w:sz="4" w:space="0" w:color="000000"/>
+            </w:tcBorders>
+          </w:tcPr>
+          <w:p>
+            <w:r/>
+          </w:p>
+        </w:tc>
+        <w:tc>
+          <w:tcPr>
+            <w:tcW w:w="6641" w:type="dxa"/>
+            <w:tcBorders>
+              <w:top w:val="single" w:sz="4" w:space="0" w:color="000000"/>
+              <w:left w:val="single" w:sz="4" w:space="0" w:color="000000"/>
+              <w:bottom w:val="single" w:sz="4" w:space="0" w:color="000000"/>
+              <w:right w:val="single" w:sz="4" w:space="0" w:color="000000"/>
+            </w:tcBorders>
+          </w:tcPr>
+          <w:p>
+            <w:r>
+              <w:t>13. Fluxo alternativo — foto recusada: o arquivo que não é imagem é recusado com HTTP 400 e “Envie uma foto do serviço feito.”; a foto reprovada na moderação é recusada com HTTP 422 e o motivo da reprovação ou, na sua falta, “A foto foi recusada. Envie outra.”; a falha no processamento da foto é informada com HTTP 502 e “Não foi possível processar a foto. Confira se é uma imagem válida e tente de novo.”. Neste e nos fluxos alternativos 9 a 12, nada é gravado no histórico e nenhuma mensagem é expedida.</w:t>
+            </w:r>
+          </w:p>
+        </w:tc>
+      </w:tr>
+    </w:tbl>
+    <w:p>
+      <w:r>
+        <w:rPr>
+          <w:sz w:val="18"/>
+        </w:rPr>
+        <w:t>QUADRO 8 – Fluxo de eventos do cenário “Solicitação de conclusão com foto pelo link do encaminhamento”</w:t>
+      </w:r>
+    </w:p>
+    <w:p>
+      <w:pPr>
+        <w:pStyle w:val="Normal2"/>
+        <w:spacing w:after="180" w:line="288" w:lineRule="auto"/>
+      </w:pPr>
+    </w:p>
+    <w:tbl>
+      <w:tblPr>
+        <w:tblStyle w:val="aff"/>
+        <w:tblW w:w="9022" w:type="dxa"/>
+        <w:tblInd w:w="-5" w:type="dxa"/>
+        <w:tblBorders>
+          <w:top w:val="single" w:sz="4" w:space="0" w:color="000000"/>
+          <w:left w:val="single" w:sz="4" w:space="0" w:color="000000"/>
+          <w:bottom w:val="single" w:sz="4" w:space="0" w:color="000000"/>
+          <w:right w:val="single" w:sz="4" w:space="0" w:color="000000"/>
+          <w:insideH w:val="single" w:sz="4" w:space="0" w:color="000000"/>
+          <w:insideV w:val="single" w:sz="4" w:space="0" w:color="000000"/>
+        </w:tblBorders>
+        <w:tblLayout w:type="fixed"/>
+        <w:tblLook w:val="0400" w:firstRow="0" w:lastRow="0" w:firstColumn="0" w:lastColumn="0" w:noHBand="0" w:noVBand="1"/>
+      </w:tblPr>
+      <w:tblGrid>
+        <w:gridCol w:w="2381"/>
+        <w:gridCol w:w="6641"/>
+      </w:tblGrid>
+      <w:tr>
+        <w:tc>
+          <w:tcPr>
+            <w:tcW w:w="2381" w:type="dxa"/>
+            <w:tcBorders>
+              <w:top w:val="single" w:sz="4" w:space="0" w:color="000000"/>
+              <w:left w:val="single" w:sz="4" w:space="0" w:color="000000"/>
+              <w:bottom w:val="single" w:sz="4" w:space="0" w:color="000000"/>
+              <w:right w:val="single" w:sz="4" w:space="0" w:color="000000"/>
+            </w:tcBorders>
+          </w:tcPr>
+          <w:p>
+            <w:r>
+              <w:t>Nome do caso de uso:</w:t>
+            </w:r>
+          </w:p>
+        </w:tc>
+        <w:tc>
+          <w:tcPr>
+            <w:tcW w:w="6641" w:type="dxa"/>
+            <w:tcBorders>
+              <w:top w:val="single" w:sz="4" w:space="0" w:color="000000"/>
+              <w:left w:val="single" w:sz="4" w:space="0" w:color="000000"/>
+              <w:bottom w:val="single" w:sz="4" w:space="0" w:color="000000"/>
+              <w:right w:val="single" w:sz="4" w:space="0" w:color="000000"/>
+            </w:tcBorders>
+          </w:tcPr>
+          <w:p>
+            <w:r>
+              <w:t>Confirmar conclusão solicitada</w:t>
+            </w:r>
+          </w:p>
+        </w:tc>
+      </w:tr>
+      <w:tr>
+        <w:tc>
+          <w:tcPr>
+            <w:tcW w:w="2381" w:type="dxa"/>
+            <w:tcBorders>
+              <w:top w:val="single" w:sz="4" w:space="0" w:color="000000"/>
+              <w:left w:val="single" w:sz="4" w:space="0" w:color="000000"/>
+              <w:bottom w:val="single" w:sz="4" w:space="0" w:color="000000"/>
+              <w:right w:val="single" w:sz="4" w:space="0" w:color="000000"/>
+            </w:tcBorders>
+          </w:tcPr>
+          <w:p>
+            <w:r>
+              <w:t>Nome do cenário:</w:t>
+            </w:r>
+          </w:p>
+        </w:tc>
+        <w:tc>
+          <w:tcPr>
+            <w:tcW w:w="6641" w:type="dxa"/>
+            <w:tcBorders>
+              <w:top w:val="single" w:sz="4" w:space="0" w:color="000000"/>
+              <w:left w:val="single" w:sz="4" w:space="0" w:color="000000"/>
+              <w:bottom w:val="single" w:sz="4" w:space="0" w:color="000000"/>
+              <w:right w:val="single" w:sz="4" w:space="0" w:color="000000"/>
+            </w:tcBorders>
+          </w:tcPr>
+          <w:p>
+            <w:r>
+              <w:t>Confirmação da conclusão solicitada pelo departamento</w:t>
+            </w:r>
+          </w:p>
+        </w:tc>
+      </w:tr>
+      <w:tr>
+        <w:tc>
+          <w:tcPr>
+            <w:tcW w:w="2381" w:type="dxa"/>
+            <w:tcBorders>
+              <w:top w:val="single" w:sz="4" w:space="0" w:color="000000"/>
+              <w:left w:val="single" w:sz="4" w:space="0" w:color="000000"/>
+              <w:bottom w:val="single" w:sz="4" w:space="0" w:color="000000"/>
+              <w:right w:val="single" w:sz="4" w:space="0" w:color="000000"/>
+            </w:tcBorders>
+          </w:tcPr>
+          <w:p>
+            <w:r>
+              <w:t>Ator(es) envolvido(s):</w:t>
+            </w:r>
+          </w:p>
+        </w:tc>
+        <w:tc>
+          <w:tcPr>
+            <w:tcW w:w="6641" w:type="dxa"/>
+            <w:tcBorders>
+              <w:top w:val="single" w:sz="4" w:space="0" w:color="000000"/>
+              <w:left w:val="single" w:sz="4" w:space="0" w:color="000000"/>
+              <w:bottom w:val="single" w:sz="4" w:space="0" w:color="000000"/>
+              <w:right w:val="single" w:sz="4" w:space="0" w:color="000000"/>
+            </w:tcBorders>
+          </w:tcPr>
+          <w:p>
+            <w:r>
+              <w:t>Responsável da Prefeitura; Serviço de correio eletrônico</w:t>
+            </w:r>
+          </w:p>
+        </w:tc>
+      </w:tr>
+      <w:tr>
+        <w:tc>
+          <w:tcPr>
+            <w:tcW w:w="2381" w:type="dxa"/>
+            <w:tcBorders>
+              <w:top w:val="single" w:sz="4" w:space="0" w:color="000000"/>
+              <w:left w:val="single" w:sz="4" w:space="0" w:color="000000"/>
+              <w:bottom w:val="single" w:sz="4" w:space="0" w:color="000000"/>
+              <w:right w:val="single" w:sz="4" w:space="0" w:color="000000"/>
+            </w:tcBorders>
+          </w:tcPr>
+          <w:p>
+            <w:r>
+              <w:t>Pré-condição:</w:t>
+            </w:r>
+          </w:p>
+        </w:tc>
+        <w:tc>
+          <w:tcPr>
+            <w:tcW w:w="6641" w:type="dxa"/>
+            <w:tcBorders>
+              <w:top w:val="single" w:sz="4" w:space="0" w:color="000000"/>
+              <w:left w:val="single" w:sz="4" w:space="0" w:color="000000"/>
+              <w:bottom w:val="single" w:sz="4" w:space="0" w:color="000000"/>
+              <w:right w:val="single" w:sz="4" w:space="0" w:color="000000"/>
+            </w:tcBorders>
+          </w:tcPr>
+          <w:p>
+            <w:r>
+              <w:t>O funcionário está autenticado com o perfil EMPLOYEE, ADMINISTRATOR ou SUPER_ADMIN, com acesso à ocorrência, que está aberta e tem solicitação de conclusão do departamento aguardando confirmação (QUADRO 8).</w:t>
+            </w:r>
+          </w:p>
+        </w:tc>
+      </w:tr>
+      <w:tr>
+        <w:tc>
+          <w:tcPr>
+            <w:tcW w:w="2381" w:type="dxa"/>
+            <w:tcBorders>
+              <w:top w:val="single" w:sz="4" w:space="0" w:color="000000"/>
+              <w:left w:val="single" w:sz="4" w:space="0" w:color="000000"/>
+              <w:bottom w:val="single" w:sz="4" w:space="0" w:color="000000"/>
+              <w:right w:val="single" w:sz="4" w:space="0" w:color="000000"/>
+            </w:tcBorders>
+          </w:tcPr>
+          <w:p>
+            <w:r>
+              <w:t>Pós-condição:</w:t>
+            </w:r>
+          </w:p>
+        </w:tc>
+        <w:tc>
+          <w:tcPr>
+            <w:tcW w:w="6641" w:type="dxa"/>
+            <w:tcBorders>
+              <w:top w:val="single" w:sz="4" w:space="0" w:color="000000"/>
+              <w:left w:val="single" w:sz="4" w:space="0" w:color="000000"/>
+              <w:bottom w:val="single" w:sz="4" w:space="0" w:color="000000"/>
+              <w:right w:val="single" w:sz="4" w:space="0" w:color="000000"/>
+            </w:tcBorders>
+          </w:tcPr>
+          <w:p>
+            <w:r>
+              <w:t>Ocorrência concluída, com a observação “Conclusão confirmada (solicitada por &lt;departamento&gt;).” registrada no histórico e o autor notificado; ou, no reencaminhamento, solicitação encerrada e departamento liberado para enviar nova solicitação.</w:t>
+            </w:r>
+          </w:p>
+        </w:tc>
+      </w:tr>
+      <w:tr>
+        <w:tc>
+          <w:tcPr>
+            <w:tcW w:w="2381" w:type="dxa"/>
+            <w:tcBorders>
+              <w:top w:val="single" w:sz="4" w:space="0" w:color="000000"/>
+              <w:left w:val="single" w:sz="4" w:space="0" w:color="000000"/>
+              <w:bottom w:val="single" w:sz="4" w:space="0" w:color="000000"/>
+              <w:right w:val="single" w:sz="4" w:space="0" w:color="000000"/>
+            </w:tcBorders>
+          </w:tcPr>
+          <w:p>
+            <w:r>
+              <w:t>Ator</w:t>
+            </w:r>
+          </w:p>
+        </w:tc>
+        <w:tc>
+          <w:tcPr>
+            <w:tcW w:w="6641" w:type="dxa"/>
+            <w:tcBorders>
+              <w:top w:val="single" w:sz="4" w:space="0" w:color="000000"/>
+              <w:left w:val="single" w:sz="4" w:space="0" w:color="000000"/>
+              <w:bottom w:val="single" w:sz="4" w:space="0" w:color="000000"/>
+              <w:right w:val="single" w:sz="4" w:space="0" w:color="000000"/>
+            </w:tcBorders>
+          </w:tcPr>
+          <w:p>
+            <w:r>
+              <w:t>Sistema</w:t>
+            </w:r>
+          </w:p>
+        </w:tc>
+      </w:tr>
+      <w:tr>
+        <w:tc>
+          <w:tcPr>
+            <w:tcW w:w="2381" w:type="dxa"/>
+            <w:tcBorders>
+              <w:top w:val="single" w:sz="4" w:space="0" w:color="000000"/>
+              <w:left w:val="single" w:sz="4" w:space="0" w:color="000000"/>
+              <w:bottom w:val="single" w:sz="4" w:space="0" w:color="000000"/>
+              <w:right w:val="single" w:sz="4" w:space="0" w:color="000000"/>
+            </w:tcBorders>
+          </w:tcPr>
+          <w:p>
+            <w:r>
+              <w:t>1. O funcionário aciona a ligação da mensagem “Conclusão solicitada” ou abre a ocorrência na relação de ocorrências.</w:t>
+            </w:r>
+          </w:p>
+        </w:tc>
+        <w:tc>
+          <w:tcPr>
+            <w:tcW w:w="6641" w:type="dxa"/>
+            <w:tcBorders>
+              <w:top w:val="single" w:sz="4" w:space="0" w:color="000000"/>
+              <w:left w:val="single" w:sz="4" w:space="0" w:color="000000"/>
+              <w:bottom w:val="single" w:sz="4" w:space="0" w:color="000000"/>
+              <w:right w:val="single" w:sz="4" w:space="0" w:color="000000"/>
+            </w:tcBorders>
+          </w:tcPr>
+          <w:p>
+            <w:r/>
+          </w:p>
+        </w:tc>
+      </w:tr>
+      <w:tr>
+        <w:tc>
+          <w:tcPr>
+            <w:tcW w:w="2381" w:type="dxa"/>
+            <w:tcBorders>
+              <w:top w:val="single" w:sz="4" w:space="0" w:color="000000"/>
+              <w:left w:val="single" w:sz="4" w:space="0" w:color="000000"/>
+              <w:bottom w:val="single" w:sz="4" w:space="0" w:color="000000"/>
+              <w:right w:val="single" w:sz="4" w:space="0" w:color="000000"/>
+            </w:tcBorders>
+          </w:tcPr>
+          <w:p>
+            <w:r/>
+          </w:p>
+        </w:tc>
+        <w:tc>
+          <w:tcPr>
+            <w:tcW w:w="6641" w:type="dxa"/>
+            <w:tcBorders>
+              <w:top w:val="single" w:sz="4" w:space="0" w:color="000000"/>
+              <w:left w:val="single" w:sz="4" w:space="0" w:color="000000"/>
+              <w:bottom w:val="single" w:sz="4" w:space="0" w:color="000000"/>
+              <w:right w:val="single" w:sz="4" w:space="0" w:color="000000"/>
+            </w:tcBorders>
+          </w:tcPr>
+          <w:p>
+            <w:r>
+              <w:t>2. O sistema apresenta no histórico o registro “Conclusão solicitada — por &lt;departamento&gt;”, com a data e a hora, a mensagem do departamento, quando houver, a opção “Ver anexo” e, somente na solicitação que ainda aguarda confirmação, a opção “Marcar como concluída”.</w:t>
+            </w:r>
+          </w:p>
+        </w:tc>
+      </w:tr>
+      <w:tr>
+        <w:tc>
+          <w:tcPr>
+            <w:tcW w:w="2381" w:type="dxa"/>
+            <w:tcBorders>
+              <w:top w:val="single" w:sz="4" w:space="0" w:color="000000"/>
+              <w:left w:val="single" w:sz="4" w:space="0" w:color="000000"/>
+              <w:bottom w:val="single" w:sz="4" w:space="0" w:color="000000"/>
+              <w:right w:val="single" w:sz="4" w:space="0" w:color="000000"/>
+            </w:tcBorders>
+          </w:tcPr>
+          <w:p>
+            <w:r>
+              <w:t>3. O funcionário aciona “Ver anexo”.</w:t>
+            </w:r>
+          </w:p>
+        </w:tc>
+        <w:tc>
+          <w:tcPr>
+            <w:tcW w:w="6641" w:type="dxa"/>
+            <w:tcBorders>
+              <w:top w:val="single" w:sz="4" w:space="0" w:color="000000"/>
+              <w:left w:val="single" w:sz="4" w:space="0" w:color="000000"/>
+              <w:bottom w:val="single" w:sz="4" w:space="0" w:color="000000"/>
+              <w:right w:val="single" w:sz="4" w:space="0" w:color="000000"/>
+            </w:tcBorders>
+          </w:tcPr>
+          <w:p>
+            <w:r/>
+          </w:p>
+        </w:tc>
+      </w:tr>
+      <w:tr>
+        <w:tc>
+          <w:tcPr>
+            <w:tcW w:w="2381" w:type="dxa"/>
+            <w:tcBorders>
+              <w:top w:val="single" w:sz="4" w:space="0" w:color="000000"/>
+              <w:left w:val="single" w:sz="4" w:space="0" w:color="000000"/>
+              <w:bottom w:val="single" w:sz="4" w:space="0" w:color="000000"/>
+              <w:right w:val="single" w:sz="4" w:space="0" w:color="000000"/>
+            </w:tcBorders>
+          </w:tcPr>
+          <w:p>
+            <w:r/>
+          </w:p>
+        </w:tc>
+        <w:tc>
+          <w:tcPr>
+            <w:tcW w:w="6641" w:type="dxa"/>
+            <w:tcBorders>
+              <w:top w:val="single" w:sz="4" w:space="0" w:color="000000"/>
+              <w:left w:val="single" w:sz="4" w:space="0" w:color="000000"/>
+              <w:bottom w:val="single" w:sz="4" w:space="0" w:color="000000"/>
+              <w:right w:val="single" w:sz="4" w:space="0" w:color="000000"/>
+            </w:tcBorders>
+          </w:tcPr>
+          <w:p>
+            <w:r>
+              <w:t>4. O sistema abre a foto enviada pelo departamento em nova aba.</w:t>
+            </w:r>
+          </w:p>
+        </w:tc>
+      </w:tr>
+      <w:tr>
+        <w:tc>
+          <w:tcPr>
+            <w:tcW w:w="2381" w:type="dxa"/>
+            <w:tcBorders>
+              <w:top w:val="single" w:sz="4" w:space="0" w:color="000000"/>
+              <w:left w:val="single" w:sz="4" w:space="0" w:color="000000"/>
+              <w:bottom w:val="single" w:sz="4" w:space="0" w:color="000000"/>
+              <w:right w:val="single" w:sz="4" w:space="0" w:color="000000"/>
+            </w:tcBorders>
+          </w:tcPr>
+          <w:p>
+            <w:r>
+              <w:t>5. O funcionário confere a foto e aciona “Marcar como concluída”, após marcar, se desejar, a opção de aplicar a alteração a todas as ocorrências agrupadas.</w:t>
+            </w:r>
+          </w:p>
+        </w:tc>
+        <w:tc>
+          <w:tcPr>
+            <w:tcW w:w="6641" w:type="dxa"/>
+            <w:tcBorders>
+              <w:top w:val="single" w:sz="4" w:space="0" w:color="000000"/>
+              <w:left w:val="single" w:sz="4" w:space="0" w:color="000000"/>
+              <w:bottom w:val="single" w:sz="4" w:space="0" w:color="000000"/>
+              <w:right w:val="single" w:sz="4" w:space="0" w:color="000000"/>
+            </w:tcBorders>
+          </w:tcPr>
+          <w:p>
+            <w:r/>
+          </w:p>
+        </w:tc>
+      </w:tr>
+      <w:tr>
+        <w:tc>
+          <w:tcPr>
+            <w:tcW w:w="2381" w:type="dxa"/>
+            <w:tcBorders>
+              <w:top w:val="single" w:sz="4" w:space="0" w:color="000000"/>
+              <w:left w:val="single" w:sz="4" w:space="0" w:color="000000"/>
+              <w:bottom w:val="single" w:sz="4" w:space="0" w:color="000000"/>
+              <w:right w:val="single" w:sz="4" w:space="0" w:color="000000"/>
+            </w:tcBorders>
+          </w:tcPr>
+          <w:p>
+            <w:r/>
+          </w:p>
+        </w:tc>
+        <w:tc>
+          <w:tcPr>
+            <w:tcW w:w="6641" w:type="dxa"/>
+            <w:tcBorders>
+              <w:top w:val="single" w:sz="4" w:space="0" w:color="000000"/>
+              <w:left w:val="single" w:sz="4" w:space="0" w:color="000000"/>
+              <w:bottom w:val="single" w:sz="4" w:space="0" w:color="000000"/>
+              <w:right w:val="single" w:sz="4" w:space="0" w:color="000000"/>
+            </w:tcBorders>
+          </w:tcPr>
+          <w:p>
+            <w:r>
+              <w:t>6. O sistema altera a situação para CONCLUIDA com a observação “Conclusão confirmada (solicitada por &lt;departamento&gt;).”, grava o trâmite no histórico, notifica o autor identificado — ou os autores do grupo, quando aplicada ao grupo — e encerra a solicitação, que deixa de apresentar a opção “Marcar como concluída”.</w:t>
+            </w:r>
+          </w:p>
+        </w:tc>
+      </w:tr>
+      <w:tr>
+        <w:tc>
+          <w:tcPr>
+            <w:tcW w:w="2381" w:type="dxa"/>
+            <w:tcBorders>
+              <w:top w:val="single" w:sz="4" w:space="0" w:color="000000"/>
+              <w:left w:val="single" w:sz="4" w:space="0" w:color="000000"/>
+              <w:bottom w:val="single" w:sz="4" w:space="0" w:color="000000"/>
+              <w:right w:val="single" w:sz="4" w:space="0" w:color="000000"/>
+            </w:tcBorders>
+          </w:tcPr>
+          <w:p>
+            <w:r/>
+          </w:p>
+        </w:tc>
+        <w:tc>
+          <w:tcPr>
+            <w:tcW w:w="6641" w:type="dxa"/>
+            <w:tcBorders>
+              <w:top w:val="single" w:sz="4" w:space="0" w:color="000000"/>
+              <w:left w:val="single" w:sz="4" w:space="0" w:color="000000"/>
+              <w:bottom w:val="single" w:sz="4" w:space="0" w:color="000000"/>
+              <w:right w:val="single" w:sz="4" w:space="0" w:color="000000"/>
+            </w:tcBorders>
+          </w:tcPr>
+          <w:p>
+            <w:r>
+              <w:t>7. Fluxo alternativo — foto insuficiente: o funcionário reencaminha a ocorrência ao mesmo departamento (QUADRO 5) para pedir que o serviço seja refeito; o sistema expede nova mensagem, com novo link de acesso, encerra a solicitação pendente, que deixa de apresentar “Marcar como concluída”, e o departamento volta a dispor do botão “Solicitar conclusão” para enviar nova foto, mantida a situação “Em Andamento”.</w:t>
+            </w:r>
+          </w:p>
+        </w:tc>
+      </w:tr>
+      <w:tr>
+        <w:tc>
+          <w:tcPr>
+            <w:tcW w:w="2381" w:type="dxa"/>
+            <w:tcBorders>
+              <w:top w:val="single" w:sz="4" w:space="0" w:color="000000"/>
+              <w:left w:val="single" w:sz="4" w:space="0" w:color="000000"/>
+              <w:bottom w:val="single" w:sz="4" w:space="0" w:color="000000"/>
+              <w:right w:val="single" w:sz="4" w:space="0" w:color="000000"/>
+            </w:tcBorders>
+          </w:tcPr>
+          <w:p>
+            <w:r/>
+          </w:p>
+        </w:tc>
+        <w:tc>
+          <w:tcPr>
+            <w:tcW w:w="6641" w:type="dxa"/>
+            <w:tcBorders>
+              <w:top w:val="single" w:sz="4" w:space="0" w:color="000000"/>
+              <w:left w:val="single" w:sz="4" w:space="0" w:color="000000"/>
+              <w:bottom w:val="single" w:sz="4" w:space="0" w:color="000000"/>
+              <w:right w:val="single" w:sz="4" w:space="0" w:color="000000"/>
+            </w:tcBorders>
+          </w:tcPr>
+          <w:p>
+            <w:r>
+              <w:t>8. Fluxo alternativo — reabertura ou conclusão por outro meio: a reabertura da ocorrência ou a sua conclusão pela atualização de situação (QUADRO 2) também encerra a solicitação pendente.</w:t>
+            </w:r>
+          </w:p>
+        </w:tc>
+      </w:tr>
+      <w:tr>
+        <w:tc>
+          <w:tcPr>
+            <w:tcW w:w="2381" w:type="dxa"/>
+            <w:tcBorders>
+              <w:top w:val="single" w:sz="4" w:space="0" w:color="000000"/>
+              <w:left w:val="single" w:sz="4" w:space="0" w:color="000000"/>
+              <w:bottom w:val="single" w:sz="4" w:space="0" w:color="000000"/>
+              <w:right w:val="single" w:sz="4" w:space="0" w:color="000000"/>
+            </w:tcBorders>
+          </w:tcPr>
+          <w:p>
+            <w:r/>
+          </w:p>
+        </w:tc>
+        <w:tc>
+          <w:tcPr>
+            <w:tcW w:w="6641" w:type="dxa"/>
+            <w:tcBorders>
+              <w:top w:val="single" w:sz="4" w:space="0" w:color="000000"/>
+              <w:left w:val="single" w:sz="4" w:space="0" w:color="000000"/>
+              <w:bottom w:val="single" w:sz="4" w:space="0" w:color="000000"/>
+              <w:right w:val="single" w:sz="4" w:space="0" w:color="000000"/>
+            </w:tcBorders>
+          </w:tcPr>
+          <w:p>
+            <w:r>
+              <w:t>9. Fluxo alternativo — usuário que não integra a equipe: para o cidadão, o autor e o visitante, as solicitações de conclusão são omitidas do histórico da ocorrência.</w:t>
+            </w:r>
+          </w:p>
+        </w:tc>
+      </w:tr>
+    </w:tbl>
+    <w:p>
+      <w:r>
+        <w:rPr>
+          <w:sz w:val="18"/>
+        </w:rPr>
+        <w:t>QUADRO 9 – Fluxo de eventos do cenário “Confirmação da conclusão solicitada pelo departamento”</w:t>
+      </w:r>
+    </w:p>
     <w:sectPr>
       <w:headerReference w:type="default" r:id="rId7"/>
       <w:pgSz w:w="11906" w:h="16838"/>

--- a/ApêndiceC-VisãoFuncional/3.FluxosdeEvento/FalaCidade_FluxosDeEventos_ModuloAdministrarOcorrencia_v2.docx
+++ b/ApêndiceC-VisãoFuncional/3.FluxosdeEvento/FalaCidade_FluxosDeEventos_ModuloAdministrarOcorrencia_v2.docx
@@ -696,7 +696,7 @@
                 <w:b w:val="0"/>
                 <w:sz w:val="20"/>
               </w:rPr>
-              <w:t>Responsável da Prefeitura; Serviço de correio eletrônico</w:t>
+              <w:t>Responsável da Prefeitura; Servidor de e-mail</w:t>
             </w:r>
           </w:p>
         </w:tc>
@@ -3183,7 +3183,7 @@
           </w:tcPr>
           <w:p>
             <w:r>
-              <w:t>Super Administrador; Serviço de armazenamento de mídias; Serviço de correio eletrônico</w:t>
+              <w:t>Super Administrador; Servidor de imagens; Servidor de e-mail</w:t>
             </w:r>
           </w:p>
         </w:tc>
@@ -3801,7 +3801,7 @@
           </w:tcPr>
           <w:p>
             <w:r>
-              <w:t>Funcionário do departamento; Serviço de armazenamento de mídias; Serviço de correio eletrônico</w:t>
+              <w:t>Técnico do departamento; Servidor de imagens; Servidor de e-mail</w:t>
             </w:r>
           </w:p>
         </w:tc>
@@ -3921,7 +3921,7 @@
           </w:tcPr>
           <w:p>
             <w:r>
-              <w:t>1. O funcionário do departamento aciona o botão “Ver / responder ocorrência” da mensagem de encaminhamento.</w:t>
+              <w:t>1. O técnico do departamento aciona o botão “Ver / responder ocorrência” da mensagem de encaminhamento.</w:t>
             </w:r>
           </w:p>
         </w:tc>
@@ -4017,7 +4017,7 @@
           </w:tcPr>
           <w:p>
             <w:r>
-              <w:t>4. O funcionário aciona “Solicitar conclusão”, anexa, obrigatoriamente, uma foto do serviço executado — escolhida no aparelho ou tirada com a câmera —, escreve, se desejar, uma mensagem e aciona “Enviar solicitação”.</w:t>
+              <w:t>4. O técnico aciona “Solicitar conclusão”, anexa, obrigatoriamente, uma foto do serviço executado — escolhida no aparelho ou tirada com a câmera —, escreve, se desejar, uma mensagem e aciona “Enviar solicitação”.</w:t>
             </w:r>
           </w:p>
         </w:tc>
@@ -4456,7 +4456,7 @@
           </w:tcPr>
           <w:p>
             <w:r>
-              <w:t>Responsável da Prefeitura; Serviço de correio eletrônico</w:t>
+              <w:t>Responsável da Prefeitura; Servidor de e-mail</w:t>
             </w:r>
           </w:p>
         </w:tc>
